--- a/docs/CV - Nikolaos Margaris - 2025.docx
+++ b/docs/CV - Nikolaos Margaris - 2025.docx
@@ -31,22 +31,10 @@
       <w:r>
         <w:rPr/>
         <w:br/>
-      </w:r>
-      <w:hyperlink r:id="rId3">
-        <w:r>
-          <w:rPr>
-            <w:rStyle w:val="InternetLink"/>
-          </w:rPr>
-          <w:t>linkedin.com/in/nikolaos-margaris-8922713a</w:t>
-        </w:r>
-      </w:hyperlink>
-      <w:r>
-        <w:rPr/>
-        <w:br/>
         <w:t>Athens, Greece</w:t>
         <w:br/>
       </w:r>
-      <w:hyperlink r:id="rId4">
+      <w:hyperlink r:id="rId3">
         <w:r>
           <w:rPr>
             <w:rStyle w:val="InternetLink"/>
@@ -74,7 +62,12 @@
     <w:p>
       <w:pPr>
         <w:pStyle w:val="Heading3"/>
-        <w:bidi w:val="0"/>
+        <w:numPr>
+          <w:ilvl w:val="0"/>
+          <w:numId w:val="0"/>
+        </w:numPr>
+        <w:bidi w:val="0"/>
+        <w:spacing w:before="140" w:after="120"/>
         <w:jc w:val="left"/>
         <w:rPr/>
       </w:pPr>
@@ -231,7 +224,12 @@
     <w:p>
       <w:pPr>
         <w:pStyle w:val="Heading3"/>
-        <w:bidi w:val="0"/>
+        <w:numPr>
+          <w:ilvl w:val="0"/>
+          <w:numId w:val="0"/>
+        </w:numPr>
+        <w:bidi w:val="0"/>
+        <w:spacing w:before="140" w:after="120"/>
         <w:jc w:val="left"/>
         <w:rPr/>
       </w:pPr>
@@ -430,6 +428,118 @@
       </w:pPr>
       <w:r>
         <w:rPr/>
+        <w:t>STRENGTHS</w:t>
+      </w:r>
+    </w:p>
+    <w:p>
+      <w:pPr>
+        <w:pStyle w:val="TextBody"/>
+        <w:numPr>
+          <w:ilvl w:val="0"/>
+          <w:numId w:val="8"/>
+        </w:numPr>
+        <w:tabs>
+          <w:tab w:val="clear" w:pos="709"/>
+          <w:tab w:val="left" w:pos="709" w:leader="none"/>
+        </w:tabs>
+        <w:bidi w:val="0"/>
+        <w:ind w:left="709" w:hanging="283"/>
+        <w:jc w:val="left"/>
+        <w:rPr/>
+      </w:pPr>
+      <w:r>
+        <w:rPr/>
+        <w:t>Team mentorship &amp; leadership</w:t>
+      </w:r>
+    </w:p>
+    <w:p>
+      <w:pPr>
+        <w:pStyle w:val="TextBody"/>
+        <w:numPr>
+          <w:ilvl w:val="0"/>
+          <w:numId w:val="8"/>
+        </w:numPr>
+        <w:tabs>
+          <w:tab w:val="clear" w:pos="709"/>
+          <w:tab w:val="left" w:pos="709" w:leader="none"/>
+        </w:tabs>
+        <w:bidi w:val="0"/>
+        <w:ind w:left="709" w:hanging="283"/>
+        <w:jc w:val="left"/>
+        <w:rPr/>
+      </w:pPr>
+      <w:r>
+        <w:rPr/>
+        <w:t>Code quality &amp; documentation</w:t>
+      </w:r>
+    </w:p>
+    <w:p>
+      <w:pPr>
+        <w:pStyle w:val="TextBody"/>
+        <w:numPr>
+          <w:ilvl w:val="0"/>
+          <w:numId w:val="8"/>
+        </w:numPr>
+        <w:tabs>
+          <w:tab w:val="clear" w:pos="709"/>
+          <w:tab w:val="left" w:pos="709" w:leader="none"/>
+        </w:tabs>
+        <w:bidi w:val="0"/>
+        <w:ind w:left="709" w:hanging="283"/>
+        <w:jc w:val="left"/>
+        <w:rPr/>
+      </w:pPr>
+      <w:r>
+        <w:rPr/>
+        <w:t>Cross-functional collaboration</w:t>
+      </w:r>
+    </w:p>
+    <w:p>
+      <w:pPr>
+        <w:pStyle w:val="TextBody"/>
+        <w:numPr>
+          <w:ilvl w:val="0"/>
+          <w:numId w:val="8"/>
+        </w:numPr>
+        <w:tabs>
+          <w:tab w:val="clear" w:pos="709"/>
+          <w:tab w:val="left" w:pos="709" w:leader="none"/>
+        </w:tabs>
+        <w:bidi w:val="0"/>
+        <w:ind w:left="709" w:hanging="283"/>
+        <w:jc w:val="left"/>
+        <w:rPr/>
+      </w:pPr>
+      <w:r>
+        <w:rPr/>
+        <w:t>Performance optimization &amp; accessibility</w:t>
+      </w:r>
+    </w:p>
+    <w:p>
+      <w:pPr>
+        <w:pStyle w:val="HorizontalLine"/>
+        <w:bidi w:val="0"/>
+        <w:jc w:val="left"/>
+        <w:rPr/>
+      </w:pPr>
+      <w:r>
+        <w:rPr/>
+      </w:r>
+    </w:p>
+    <w:p>
+      <w:pPr>
+        <w:pStyle w:val="Heading3"/>
+        <w:numPr>
+          <w:ilvl w:val="0"/>
+          <w:numId w:val="0"/>
+        </w:numPr>
+        <w:bidi w:val="0"/>
+        <w:spacing w:before="140" w:after="120"/>
+        <w:jc w:val="left"/>
+        <w:rPr/>
+      </w:pPr>
+      <w:r>
+        <w:rPr/>
         <w:t>PROFESSIONAL EXPERIENCE</w:t>
       </w:r>
     </w:p>
@@ -458,94 +568,6 @@
           <w:rStyle w:val="StrongEmphasis"/>
         </w:rPr>
         <w:t>Nov 2024 – Mar 2025</w:t>
-      </w:r>
-    </w:p>
-    <w:p>
-      <w:pPr>
-        <w:pStyle w:val="TextBody"/>
-        <w:numPr>
-          <w:ilvl w:val="0"/>
-          <w:numId w:val="1"/>
-        </w:numPr>
-        <w:tabs>
-          <w:tab w:val="clear" w:pos="709"/>
-          <w:tab w:val="left" w:pos="709" w:leader="none"/>
-        </w:tabs>
-        <w:bidi w:val="0"/>
-        <w:ind w:left="709" w:hanging="283"/>
-        <w:jc w:val="left"/>
-        <w:rPr/>
-      </w:pPr>
-      <w:r>
-        <w:rPr/>
-        <w:t xml:space="preserve">Built the web front-end for an Agentic AI startup using </w:t>
-      </w:r>
-      <w:r>
-        <w:rPr>
-          <w:rStyle w:val="StrongEmphasis"/>
-        </w:rPr>
-        <w:t>React</w:t>
-      </w:r>
-      <w:r>
-        <w:rPr/>
-        <w:t xml:space="preserve">, integrated with </w:t>
-      </w:r>
-      <w:r>
-        <w:rPr>
-          <w:rStyle w:val="StrongEmphasis"/>
-        </w:rPr>
-        <w:t>AWS</w:t>
-      </w:r>
-      <w:r>
-        <w:rPr/>
-        <w:t xml:space="preserve"> infrastructure.</w:t>
-      </w:r>
-    </w:p>
-    <w:p>
-      <w:pPr>
-        <w:pStyle w:val="TextBody"/>
-        <w:numPr>
-          <w:ilvl w:val="0"/>
-          <w:numId w:val="1"/>
-        </w:numPr>
-        <w:tabs>
-          <w:tab w:val="clear" w:pos="709"/>
-          <w:tab w:val="left" w:pos="709" w:leader="none"/>
-        </w:tabs>
-        <w:bidi w:val="0"/>
-        <w:ind w:left="709" w:hanging="283"/>
-        <w:jc w:val="left"/>
-        <w:rPr/>
-      </w:pPr>
-      <w:r>
-        <w:rPr/>
-        <w:t>Delivered performant, responsive UIs with semantic markup and accessibility best practices.</w:t>
-      </w:r>
-    </w:p>
-    <w:p>
-      <w:pPr>
-        <w:pStyle w:val="TextBody"/>
-        <w:bidi w:val="0"/>
-        <w:jc w:val="left"/>
-        <w:rPr/>
-      </w:pPr>
-      <w:r>
-        <w:rPr>
-          <w:rStyle w:val="StrongEmphasis"/>
-        </w:rPr>
-        <w:t>FE Technical Lead</w:t>
-      </w:r>
-      <w:r>
-        <w:rPr/>
-        <w:br/>
-        <w:t>FTI Touristik Group (Anixe Hellas) — Athens, Greece</w:t>
-        <w:br/>
-      </w:r>
-      <w:r>
-        <w:rPr>
-          <w:rStyle w:val="StrongEmphasis"/>
-        </w:rPr>
-        <w:t>Mar 2021 – Jun 2024</w:t>
       </w:r>
     </w:p>
     <w:p>
@@ -566,17 +588,7 @@
       </w:pPr>
       <w:r>
         <w:rPr/>
-        <w:t xml:space="preserve">Spearheaded the design and implementation of a scalable </w:t>
-      </w:r>
-      <w:r>
-        <w:rPr>
-          <w:rStyle w:val="StrongEmphasis"/>
-        </w:rPr>
-        <w:t>Design System</w:t>
-      </w:r>
-      <w:r>
-        <w:rPr/>
-        <w:t xml:space="preserve"> in </w:t>
+        <w:t xml:space="preserve">Built the web front-end for an Agentic AI startup using </w:t>
       </w:r>
       <w:r>
         <w:rPr>
@@ -586,7 +598,17 @@
       </w:r>
       <w:r>
         <w:rPr/>
-        <w:t>.</w:t>
+        <w:t xml:space="preserve">, integrated with </w:t>
+      </w:r>
+      <w:r>
+        <w:rPr>
+          <w:rStyle w:val="StrongEmphasis"/>
+        </w:rPr>
+        <w:t>AWS</w:t>
+      </w:r>
+      <w:r>
+        <w:rPr/>
+        <w:t xml:space="preserve"> infrastructure.</w:t>
       </w:r>
     </w:p>
     <w:p>
@@ -607,63 +629,22 @@
       </w:pPr>
       <w:r>
         <w:rPr/>
-        <w:t>Mentored a team of front-end engineers, improved code quality through reviews and best practices.</w:t>
-      </w:r>
-    </w:p>
-    <w:p>
-      <w:pPr>
-        <w:pStyle w:val="TextBody"/>
-        <w:numPr>
-          <w:ilvl w:val="0"/>
-          <w:numId w:val="2"/>
-        </w:numPr>
-        <w:tabs>
-          <w:tab w:val="clear" w:pos="709"/>
-          <w:tab w:val="left" w:pos="709" w:leader="none"/>
-        </w:tabs>
-        <w:bidi w:val="0"/>
-        <w:ind w:left="709" w:hanging="283"/>
-        <w:jc w:val="left"/>
-        <w:rPr/>
-      </w:pPr>
-      <w:r>
-        <w:rPr/>
-        <w:t>Championed accessibility and testing (Jest, RTL), introduced semantic standards across codebases.</w:t>
-      </w:r>
-    </w:p>
-    <w:p>
-      <w:pPr>
-        <w:pStyle w:val="TextBody"/>
-        <w:numPr>
-          <w:ilvl w:val="0"/>
-          <w:numId w:val="2"/>
-        </w:numPr>
-        <w:tabs>
-          <w:tab w:val="clear" w:pos="709"/>
-          <w:tab w:val="left" w:pos="709" w:leader="none"/>
-        </w:tabs>
-        <w:bidi w:val="0"/>
-        <w:ind w:left="709" w:hanging="283"/>
-        <w:jc w:val="left"/>
-        <w:rPr/>
-      </w:pPr>
-      <w:r>
-        <w:rPr/>
-        <w:t>Defined front-end strategy and tooling selection, enhancing developer productivity and performance.</w:t>
-      </w:r>
-    </w:p>
-    <w:p>
-      <w:pPr>
-        <w:pStyle w:val="TextBody"/>
-        <w:bidi w:val="0"/>
-        <w:jc w:val="left"/>
-        <w:rPr/>
-      </w:pPr>
-      <w:r>
-        <w:rPr>
-          <w:rStyle w:val="StrongEmphasis"/>
-        </w:rPr>
-        <w:t>Senior Front-End Engineer</w:t>
+        <w:t>Delivered performant, responsive UIs with semantic markup and accessibility best practices.</w:t>
+      </w:r>
+    </w:p>
+    <w:p>
+      <w:pPr>
+        <w:pStyle w:val="TextBody"/>
+        <w:bidi w:val="0"/>
+        <w:spacing w:lineRule="auto" w:line="276" w:before="0" w:after="140"/>
+        <w:jc w:val="left"/>
+        <w:rPr/>
+      </w:pPr>
+      <w:r>
+        <w:rPr>
+          <w:rStyle w:val="StrongEmphasis"/>
+        </w:rPr>
+        <w:t>FE Technical Lead</w:t>
       </w:r>
       <w:r>
         <w:rPr/>
@@ -675,7 +656,7 @@
         <w:rPr>
           <w:rStyle w:val="StrongEmphasis"/>
         </w:rPr>
-        <w:t>May 2018 – Mar 2021</w:t>
+        <w:t>Mar 2021 – Jun 2024</w:t>
       </w:r>
     </w:p>
     <w:p>
@@ -696,18 +677,27 @@
       </w:pPr>
       <w:r>
         <w:rPr/>
-        <w:t xml:space="preserve">Developed modular </w:t>
-      </w:r>
-      <w:r>
-        <w:rPr>
-          <w:b/>
-          <w:bCs/>
-        </w:rPr>
-        <w:t>Angular</w:t>
-      </w:r>
-      <w:r>
-        <w:rPr/>
-        <w:t xml:space="preserve"> apps for contract management and back-office tools.</w:t>
+        <w:t xml:space="preserve">Spearheaded the design and implementation of a scalable </w:t>
+      </w:r>
+      <w:r>
+        <w:rPr>
+          <w:rStyle w:val="StrongEmphasis"/>
+        </w:rPr>
+        <w:t>Design System</w:t>
+      </w:r>
+      <w:r>
+        <w:rPr/>
+        <w:t xml:space="preserve"> in </w:t>
+      </w:r>
+      <w:r>
+        <w:rPr>
+          <w:rStyle w:val="StrongEmphasis"/>
+        </w:rPr>
+        <w:t>React</w:t>
+      </w:r>
+      <w:r>
+        <w:rPr/>
+        <w:t>.</w:t>
       </w:r>
     </w:p>
     <w:p>
@@ -727,15 +717,8 @@
         <w:rPr/>
       </w:pPr>
       <w:r>
-        <w:rPr>
-          <w:b/>
-          <w:bCs/>
-        </w:rPr>
-        <w:t>Led</w:t>
-      </w:r>
-      <w:r>
-        <w:rPr/>
-        <w:t xml:space="preserve"> initiatives for front-end architecture and CI/CD pipeline integration (Docker).</w:t>
+        <w:rPr/>
+        <w:t>Mentored a team of front-end engineers, improved code quality through reviews and best practices.</w:t>
       </w:r>
     </w:p>
     <w:p>
@@ -756,33 +739,55 @@
       </w:pPr>
       <w:r>
         <w:rPr/>
-        <w:t>Created reusable libraries and contributed to team-wide style guides.</w:t>
-      </w:r>
-    </w:p>
-    <w:p>
-      <w:pPr>
-        <w:pStyle w:val="TextBody"/>
-        <w:bidi w:val="0"/>
-        <w:jc w:val="left"/>
-        <w:rPr/>
-      </w:pPr>
-      <w:r>
-        <w:rPr>
-          <w:rStyle w:val="StrongEmphasis"/>
-        </w:rPr>
-        <w:t>Senior Front-End Developer</w:t>
+        <w:t>Championed accessibility and testing (Jest, RTL), introduced semantic standards across codebases.</w:t>
+      </w:r>
+    </w:p>
+    <w:p>
+      <w:pPr>
+        <w:pStyle w:val="TextBody"/>
+        <w:numPr>
+          <w:ilvl w:val="0"/>
+          <w:numId w:val="3"/>
+        </w:numPr>
+        <w:tabs>
+          <w:tab w:val="clear" w:pos="709"/>
+          <w:tab w:val="left" w:pos="709" w:leader="none"/>
+        </w:tabs>
+        <w:bidi w:val="0"/>
+        <w:ind w:left="709" w:hanging="283"/>
+        <w:jc w:val="left"/>
+        <w:rPr/>
+      </w:pPr>
+      <w:r>
+        <w:rPr/>
+        <w:t>Defined front-end strategy and tooling selection, enhancing developer productivity and performance.</w:t>
+      </w:r>
+    </w:p>
+    <w:p>
+      <w:pPr>
+        <w:pStyle w:val="TextBody"/>
+        <w:bidi w:val="0"/>
+        <w:spacing w:lineRule="auto" w:line="276" w:before="0" w:after="140"/>
+        <w:jc w:val="left"/>
+        <w:rPr/>
+      </w:pPr>
+      <w:r>
+        <w:rPr>
+          <w:rStyle w:val="StrongEmphasis"/>
+        </w:rPr>
+        <w:t>Senior Front-End Engineer</w:t>
       </w:r>
       <w:r>
         <w:rPr/>
         <w:br/>
-        <w:t>Ryanair Labs — Dublin, Ireland</w:t>
+        <w:t>FTI Touristik Group (Anixe Hellas) — Athens, Greece</w:t>
         <w:br/>
       </w:r>
       <w:r>
         <w:rPr>
           <w:rStyle w:val="StrongEmphasis"/>
         </w:rPr>
-        <w:t>Nov 2016 – 2018</w:t>
+        <w:t>May 2018 – Mar 2021</w:t>
       </w:r>
     </w:p>
     <w:p>
@@ -803,17 +808,18 @@
       </w:pPr>
       <w:r>
         <w:rPr/>
-        <w:t xml:space="preserve">Developed </w:t>
-      </w:r>
-      <w:r>
-        <w:rPr>
-          <w:rStyle w:val="StrongEmphasis"/>
-        </w:rPr>
-        <w:t>Angular 5</w:t>
-      </w:r>
-      <w:r>
-        <w:rPr/>
-        <w:t xml:space="preserve"> micro-modules for Ryanair Rooms.</w:t>
+        <w:t xml:space="preserve">Developed modular </w:t>
+      </w:r>
+      <w:r>
+        <w:rPr>
+          <w:b/>
+          <w:bCs/>
+        </w:rPr>
+        <w:t>Angular</w:t>
+      </w:r>
+      <w:r>
+        <w:rPr/>
+        <w:t xml:space="preserve"> apps for contract management and back-office tools.</w:t>
       </w:r>
     </w:p>
     <w:p>
@@ -833,8 +839,15 @@
         <w:rPr/>
       </w:pPr>
       <w:r>
-        <w:rPr/>
-        <w:t>Collaborated with cross-functional teams to launch performant, customer-facing features.</w:t>
+        <w:rPr>
+          <w:b/>
+          <w:bCs/>
+        </w:rPr>
+        <w:t>Led</w:t>
+      </w:r>
+      <w:r>
+        <w:rPr/>
+        <w:t xml:space="preserve"> initiatives for front-end architecture and CI/CD pipeline integration (Docker).</w:t>
       </w:r>
     </w:p>
     <w:p>
@@ -855,33 +868,34 @@
       </w:pPr>
       <w:r>
         <w:rPr/>
-        <w:t>Conducted internal training, drove improvements in code standards and testing practices.</w:t>
-      </w:r>
-    </w:p>
-    <w:p>
-      <w:pPr>
-        <w:pStyle w:val="TextBody"/>
-        <w:bidi w:val="0"/>
-        <w:jc w:val="left"/>
-        <w:rPr/>
-      </w:pPr>
-      <w:r>
-        <w:rPr>
-          <w:rStyle w:val="StrongEmphasis"/>
-        </w:rPr>
-        <w:t>Senior Software Engineer</w:t>
+        <w:t>Created reusable libraries and contributed to team-wide style guides.</w:t>
+      </w:r>
+    </w:p>
+    <w:p>
+      <w:pPr>
+        <w:pStyle w:val="TextBody"/>
+        <w:bidi w:val="0"/>
+        <w:spacing w:lineRule="auto" w:line="276" w:before="0" w:after="140"/>
+        <w:jc w:val="left"/>
+        <w:rPr/>
+      </w:pPr>
+      <w:r>
+        <w:rPr>
+          <w:rStyle w:val="StrongEmphasis"/>
+        </w:rPr>
+        <w:t>Senior Front-End Developer</w:t>
       </w:r>
       <w:r>
         <w:rPr/>
         <w:br/>
-        <w:t>UNIFY / Siemens Enterprise Communications — Greece</w:t>
+        <w:t>Ryanair Labs — Dublin, Ireland</w:t>
         <w:br/>
       </w:r>
       <w:r>
         <w:rPr>
           <w:rStyle w:val="StrongEmphasis"/>
         </w:rPr>
-        <w:t>May 2008 – Oct 2016</w:t>
+        <w:t>Nov 2016 – 2018</w:t>
       </w:r>
     </w:p>
     <w:p>
@@ -902,7 +916,17 @@
       </w:pPr>
       <w:r>
         <w:rPr/>
-        <w:t>Built complex enterprise web solutions using AngularJS, Node.js, Java EE.</w:t>
+        <w:t xml:space="preserve">Developed </w:t>
+      </w:r>
+      <w:r>
+        <w:rPr>
+          <w:rStyle w:val="StrongEmphasis"/>
+        </w:rPr>
+        <w:t>Angular 5</w:t>
+      </w:r>
+      <w:r>
+        <w:rPr/>
+        <w:t xml:space="preserve"> micro-modules for Ryanair Rooms.</w:t>
       </w:r>
     </w:p>
     <w:p>
@@ -923,7 +947,7 @@
       </w:pPr>
       <w:r>
         <w:rPr/>
-        <w:t>Delivered high-performance UI components and REST services.</w:t>
+        <w:t>Collaborated with cross-functional teams to launch performant, customer-facing features.</w:t>
       </w:r>
     </w:p>
     <w:p>
@@ -944,33 +968,34 @@
       </w:pPr>
       <w:r>
         <w:rPr/>
-        <w:t>Developed internal testing tools and maintained high unit test coverage.</w:t>
-      </w:r>
-    </w:p>
-    <w:p>
-      <w:pPr>
-        <w:pStyle w:val="TextBody"/>
-        <w:bidi w:val="0"/>
-        <w:jc w:val="left"/>
-        <w:rPr/>
-      </w:pPr>
-      <w:r>
-        <w:rPr>
-          <w:rStyle w:val="StrongEmphasis"/>
-        </w:rPr>
-        <w:t>SAP R/3 Developer (Consultant)</w:t>
+        <w:t>Conducted internal training, drove improvements in code standards and testing practices.</w:t>
+      </w:r>
+    </w:p>
+    <w:p>
+      <w:pPr>
+        <w:pStyle w:val="TextBody"/>
+        <w:bidi w:val="0"/>
+        <w:spacing w:lineRule="auto" w:line="276" w:before="0" w:after="140"/>
+        <w:jc w:val="left"/>
+        <w:rPr/>
+      </w:pPr>
+      <w:r>
+        <w:rPr>
+          <w:rStyle w:val="StrongEmphasis"/>
+        </w:rPr>
+        <w:t>Senior Software Engineer</w:t>
       </w:r>
       <w:r>
         <w:rPr/>
         <w:br/>
-        <w:t>Framework (IBM Partner) — Greece</w:t>
+        <w:t>UNIFY / Siemens Enterprise Communications — Greece</w:t>
         <w:br/>
       </w:r>
       <w:r>
         <w:rPr>
           <w:rStyle w:val="StrongEmphasis"/>
         </w:rPr>
-        <w:t>Nov 2007 – Apr 2008</w:t>
+        <w:t>May 2008 – Oct 2016</w:t>
       </w:r>
     </w:p>
     <w:p>
@@ -991,52 +1016,97 @@
       </w:pPr>
       <w:r>
         <w:rPr/>
+        <w:t>Built complex enterprise web solutions using AngularJS, Node.js, Java EE.</w:t>
+      </w:r>
+    </w:p>
+    <w:p>
+      <w:pPr>
+        <w:pStyle w:val="TextBody"/>
+        <w:numPr>
+          <w:ilvl w:val="0"/>
+          <w:numId w:val="6"/>
+        </w:numPr>
+        <w:tabs>
+          <w:tab w:val="clear" w:pos="709"/>
+          <w:tab w:val="left" w:pos="709" w:leader="none"/>
+        </w:tabs>
+        <w:bidi w:val="0"/>
+        <w:ind w:left="709" w:hanging="283"/>
+        <w:jc w:val="left"/>
+        <w:rPr/>
+      </w:pPr>
+      <w:r>
+        <w:rPr/>
+        <w:t>Delivered high-performance UI components and REST services.</w:t>
+      </w:r>
+    </w:p>
+    <w:p>
+      <w:pPr>
+        <w:pStyle w:val="TextBody"/>
+        <w:numPr>
+          <w:ilvl w:val="0"/>
+          <w:numId w:val="6"/>
+        </w:numPr>
+        <w:tabs>
+          <w:tab w:val="clear" w:pos="709"/>
+          <w:tab w:val="left" w:pos="709" w:leader="none"/>
+        </w:tabs>
+        <w:bidi w:val="0"/>
+        <w:ind w:left="709" w:hanging="283"/>
+        <w:jc w:val="left"/>
+        <w:rPr/>
+      </w:pPr>
+      <w:r>
+        <w:rPr/>
+        <w:t>Developed internal testing tools and maintained high unit test coverage.</w:t>
+      </w:r>
+    </w:p>
+    <w:p>
+      <w:pPr>
+        <w:pStyle w:val="TextBody"/>
+        <w:bidi w:val="0"/>
+        <w:spacing w:lineRule="auto" w:line="276" w:before="0" w:after="140"/>
+        <w:jc w:val="left"/>
+        <w:rPr/>
+      </w:pPr>
+      <w:r>
+        <w:rPr>
+          <w:rStyle w:val="StrongEmphasis"/>
+        </w:rPr>
+        <w:t>SAP R/3 Developer (Consultant)</w:t>
+      </w:r>
+      <w:r>
+        <w:rPr/>
+        <w:br/>
+        <w:t>Framework (IBM Partner) — Greece</w:t>
+        <w:br/>
+      </w:r>
+      <w:r>
+        <w:rPr>
+          <w:rStyle w:val="StrongEmphasis"/>
+        </w:rPr>
+        <w:t>Nov 2007 – Apr 2008</w:t>
+      </w:r>
+    </w:p>
+    <w:p>
+      <w:pPr>
+        <w:pStyle w:val="TextBody"/>
+        <w:numPr>
+          <w:ilvl w:val="0"/>
+          <w:numId w:val="7"/>
+        </w:numPr>
+        <w:tabs>
+          <w:tab w:val="clear" w:pos="709"/>
+          <w:tab w:val="left" w:pos="709" w:leader="none"/>
+        </w:tabs>
+        <w:bidi w:val="0"/>
+        <w:ind w:left="709" w:hanging="283"/>
+        <w:jc w:val="left"/>
+        <w:rPr/>
+      </w:pPr>
+      <w:r>
+        <w:rPr/>
         <w:t>Delivered ABAP-based solutions supporting SAP consultants at Hellenic Army &amp; FAGE.</w:t>
-      </w:r>
-    </w:p>
-    <w:p>
-      <w:pPr>
-        <w:pStyle w:val="HorizontalLine"/>
-        <w:bidi w:val="0"/>
-        <w:jc w:val="left"/>
-        <w:rPr/>
-      </w:pPr>
-      <w:r>
-        <w:rPr/>
-      </w:r>
-    </w:p>
-    <w:p>
-      <w:pPr>
-        <w:pStyle w:val="Heading3"/>
-        <w:bidi w:val="0"/>
-        <w:jc w:val="left"/>
-        <w:rPr/>
-      </w:pPr>
-      <w:r>
-        <w:rPr/>
-        <w:t>EDUCATION</w:t>
-      </w:r>
-    </w:p>
-    <w:p>
-      <w:pPr>
-        <w:pStyle w:val="TextBody"/>
-        <w:bidi w:val="0"/>
-        <w:spacing w:lineRule="auto" w:line="276" w:before="0" w:after="140"/>
-        <w:jc w:val="left"/>
-        <w:rPr/>
-      </w:pPr>
-      <w:r>
-        <w:rPr>
-          <w:rStyle w:val="StrongEmphasis"/>
-        </w:rPr>
-        <w:t>Diploma in Computer Engineering &amp; Informatics</w:t>
-      </w:r>
-      <w:r>
-        <w:rPr/>
-        <w:br/>
-        <w:t>University of Patras, Greece (2000 – 2005)</w:t>
-        <w:br/>
-        <w:t>Graduation project: Embedded USB system on ARM9</w:t>
       </w:r>
     </w:p>
     <w:p>
@@ -1058,13 +1128,18 @@
     <w:p>
       <w:pPr>
         <w:pStyle w:val="Heading3"/>
-        <w:bidi w:val="0"/>
-        <w:jc w:val="left"/>
-        <w:rPr/>
-      </w:pPr>
-      <w:r>
-        <w:rPr/>
-        <w:t>LANGUAGES</w:t>
+        <w:numPr>
+          <w:ilvl w:val="0"/>
+          <w:numId w:val="0"/>
+        </w:numPr>
+        <w:bidi w:val="0"/>
+        <w:spacing w:before="140" w:after="120"/>
+        <w:jc w:val="left"/>
+        <w:rPr/>
+      </w:pPr>
+      <w:r>
+        <w:rPr/>
+        <w:t>EDUCATION</w:t>
       </w:r>
     </w:p>
     <w:p>
@@ -1079,22 +1154,14 @@
         <w:rPr>
           <w:rStyle w:val="StrongEmphasis"/>
         </w:rPr>
-        <w:t>Greek:</w:t>
-      </w:r>
-      <w:r>
-        <w:rPr/>
-        <w:t xml:space="preserve"> Native</w:t>
+        <w:t>Diploma in Computer Engineering &amp; Informatics</w:t>
+      </w:r>
+      <w:r>
+        <w:rPr/>
         <w:br/>
-      </w:r>
-      <w:r>
-        <w:rPr>
-          <w:rStyle w:val="StrongEmphasis"/>
-        </w:rPr>
-        <w:t>English:</w:t>
-      </w:r>
-      <w:r>
-        <w:rPr/>
-        <w:t xml:space="preserve"> Excellent reading, good writing and verbal</w:t>
+        <w:t>University of Patras, Greece (2000 – 2005)</w:t>
+        <w:br/>
+        <w:t>Graduation project: Embedded USB system on ARM9</w:t>
       </w:r>
     </w:p>
     <w:p>
@@ -1116,118 +1183,70 @@
     <w:p>
       <w:pPr>
         <w:pStyle w:val="Heading3"/>
-        <w:bidi w:val="0"/>
-        <w:jc w:val="left"/>
-        <w:rPr/>
-      </w:pPr>
-      <w:r>
-        <w:rPr/>
-        <w:t xml:space="preserve">⚖️ </w:t>
-      </w:r>
-      <w:r>
-        <w:rPr/>
-        <w:t>STRENGTHS</w:t>
-      </w:r>
-    </w:p>
-    <w:p>
-      <w:pPr>
-        <w:pStyle w:val="TextBody"/>
         <w:numPr>
           <w:ilvl w:val="0"/>
-          <w:numId w:val="7"/>
+          <w:numId w:val="0"/>
         </w:numPr>
-        <w:tabs>
-          <w:tab w:val="clear" w:pos="709"/>
-          <w:tab w:val="left" w:pos="709" w:leader="none"/>
-        </w:tabs>
-        <w:bidi w:val="0"/>
-        <w:ind w:left="709" w:hanging="283"/>
-        <w:jc w:val="left"/>
-        <w:rPr/>
-      </w:pPr>
-      <w:r>
-        <w:rPr/>
-        <w:t>Team mentorship &amp; leadership</w:t>
-      </w:r>
-    </w:p>
-    <w:p>
-      <w:pPr>
-        <w:pStyle w:val="TextBody"/>
+        <w:bidi w:val="0"/>
+        <w:spacing w:before="140" w:after="120"/>
+        <w:jc w:val="left"/>
+        <w:rPr/>
+      </w:pPr>
+      <w:r>
+        <w:rPr/>
+        <w:t>LANGUAGES</w:t>
+      </w:r>
+    </w:p>
+    <w:p>
+      <w:pPr>
+        <w:pStyle w:val="TextBody"/>
+        <w:bidi w:val="0"/>
+        <w:spacing w:lineRule="auto" w:line="276" w:before="0" w:after="140"/>
+        <w:jc w:val="left"/>
+        <w:rPr/>
+      </w:pPr>
+      <w:r>
+        <w:rPr>
+          <w:rStyle w:val="StrongEmphasis"/>
+        </w:rPr>
+        <w:t>Greek:</w:t>
+      </w:r>
+      <w:r>
+        <w:rPr/>
+        <w:t xml:space="preserve"> Native</w:t>
+        <w:br/>
+      </w:r>
+      <w:r>
+        <w:rPr>
+          <w:rStyle w:val="StrongEmphasis"/>
+        </w:rPr>
+        <w:t>English:</w:t>
+      </w:r>
+      <w:r>
+        <w:rPr/>
+        <w:t xml:space="preserve"> Excellent reading, good writing and verbal</w:t>
+      </w:r>
+    </w:p>
+    <w:p>
+      <w:pPr>
+        <w:pStyle w:val="HorizontalLine"/>
+        <w:bidi w:val="0"/>
+        <w:jc w:val="left"/>
+        <w:rPr/>
+      </w:pPr>
+      <w:r>
+        <w:rPr/>
+      </w:r>
+    </w:p>
+    <w:p>
+      <w:pPr>
+        <w:pStyle w:val="Heading3"/>
         <w:numPr>
           <w:ilvl w:val="0"/>
-          <w:numId w:val="7"/>
+          <w:numId w:val="0"/>
         </w:numPr>
-        <w:tabs>
-          <w:tab w:val="clear" w:pos="709"/>
-          <w:tab w:val="left" w:pos="709" w:leader="none"/>
-        </w:tabs>
-        <w:bidi w:val="0"/>
-        <w:ind w:left="709" w:hanging="283"/>
-        <w:jc w:val="left"/>
-        <w:rPr/>
-      </w:pPr>
-      <w:r>
-        <w:rPr/>
-        <w:t>Code quality &amp; documentation</w:t>
-      </w:r>
-    </w:p>
-    <w:p>
-      <w:pPr>
-        <w:pStyle w:val="TextBody"/>
-        <w:numPr>
-          <w:ilvl w:val="0"/>
-          <w:numId w:val="7"/>
-        </w:numPr>
-        <w:tabs>
-          <w:tab w:val="clear" w:pos="709"/>
-          <w:tab w:val="left" w:pos="709" w:leader="none"/>
-        </w:tabs>
-        <w:bidi w:val="0"/>
-        <w:ind w:left="709" w:hanging="283"/>
-        <w:jc w:val="left"/>
-        <w:rPr/>
-      </w:pPr>
-      <w:r>
-        <w:rPr/>
-        <w:t>Cross-functional collaboration</w:t>
-      </w:r>
-    </w:p>
-    <w:p>
-      <w:pPr>
-        <w:pStyle w:val="TextBody"/>
-        <w:numPr>
-          <w:ilvl w:val="0"/>
-          <w:numId w:val="7"/>
-        </w:numPr>
-        <w:tabs>
-          <w:tab w:val="clear" w:pos="709"/>
-          <w:tab w:val="left" w:pos="709" w:leader="none"/>
-        </w:tabs>
-        <w:bidi w:val="0"/>
-        <w:ind w:left="709" w:hanging="283"/>
-        <w:jc w:val="left"/>
-        <w:rPr/>
-      </w:pPr>
-      <w:r>
-        <w:rPr/>
-        <w:t>Performance optimization &amp; accessibility</w:t>
-      </w:r>
-    </w:p>
-    <w:p>
-      <w:pPr>
-        <w:pStyle w:val="HorizontalLine"/>
-        <w:bidi w:val="0"/>
-        <w:jc w:val="left"/>
-        <w:rPr/>
-      </w:pPr>
-      <w:r>
-        <w:rPr/>
-      </w:r>
-    </w:p>
-    <w:p>
-      <w:pPr>
-        <w:pStyle w:val="Heading3"/>
-        <w:bidi w:val="0"/>
+        <w:bidi w:val="0"/>
+        <w:spacing w:before="140" w:after="120"/>
         <w:jc w:val="left"/>
         <w:rPr/>
       </w:pPr>
@@ -1268,6 +1287,7 @@
       <w:pgNumType w:fmt="decimal"/>
       <w:formProt w:val="false"/>
       <w:textDirection w:val="lrTb"/>
+      <w:docGrid w:type="default" w:linePitch="600" w:charSpace="32768"/>
     </w:sectPr>
   </w:body>
 </w:document>
@@ -1278,138 +1298,120 @@
   <w:abstractNum w:abstractNumId="1">
     <w:lvl w:ilvl="0">
       <w:start w:val="1"/>
-      <w:numFmt w:val="bullet"/>
-      <w:lvlText w:val=""/>
-      <w:lvlJc w:val="left"/>
-      <w:pPr>
-        <w:tabs>
-          <w:tab w:val="num" w:pos="709"/>
-        </w:tabs>
-        <w:ind w:left="709" w:hanging="283"/>
-      </w:pPr>
-      <w:rPr>
-        <w:rFonts w:ascii="Symbol" w:hAnsi="Symbol" w:cs="Symbol" w:hint="default"/>
-      </w:rPr>
+      <w:numFmt w:val="none"/>
+      <w:suff w:val="nothing"/>
+      <w:lvlText w:val="%1"/>
+      <w:lvlJc w:val="left"/>
+      <w:pPr>
+        <w:tabs>
+          <w:tab w:val="num" w:pos="0"/>
+        </w:tabs>
+        <w:ind w:left="0" w:hanging="0"/>
+      </w:pPr>
     </w:lvl>
     <w:lvl w:ilvl="1">
       <w:start w:val="1"/>
-      <w:numFmt w:val="bullet"/>
-      <w:lvlText w:val=""/>
-      <w:lvlJc w:val="left"/>
-      <w:pPr>
-        <w:tabs>
-          <w:tab w:val="num" w:pos="1418"/>
-        </w:tabs>
-        <w:ind w:left="1418" w:hanging="283"/>
-      </w:pPr>
-      <w:rPr>
-        <w:rFonts w:ascii="Symbol" w:hAnsi="Symbol" w:cs="Symbol" w:hint="default"/>
-      </w:rPr>
+      <w:numFmt w:val="none"/>
+      <w:suff w:val="nothing"/>
+      <w:lvlText w:val="%2"/>
+      <w:lvlJc w:val="left"/>
+      <w:pPr>
+        <w:tabs>
+          <w:tab w:val="num" w:pos="0"/>
+        </w:tabs>
+        <w:ind w:left="0" w:hanging="0"/>
+      </w:pPr>
     </w:lvl>
     <w:lvl w:ilvl="2">
       <w:start w:val="1"/>
-      <w:numFmt w:val="bullet"/>
-      <w:lvlText w:val=""/>
-      <w:lvlJc w:val="left"/>
-      <w:pPr>
-        <w:tabs>
-          <w:tab w:val="num" w:pos="2127"/>
-        </w:tabs>
-        <w:ind w:left="2127" w:hanging="283"/>
-      </w:pPr>
-      <w:rPr>
-        <w:rFonts w:ascii="Symbol" w:hAnsi="Symbol" w:cs="Symbol" w:hint="default"/>
-      </w:rPr>
+      <w:numFmt w:val="none"/>
+      <w:suff w:val="nothing"/>
+      <w:lvlText w:val="%3"/>
+      <w:lvlJc w:val="left"/>
+      <w:pPr>
+        <w:tabs>
+          <w:tab w:val="num" w:pos="0"/>
+        </w:tabs>
+        <w:ind w:left="0" w:hanging="0"/>
+      </w:pPr>
     </w:lvl>
     <w:lvl w:ilvl="3">
       <w:start w:val="1"/>
-      <w:numFmt w:val="bullet"/>
-      <w:lvlText w:val=""/>
-      <w:lvlJc w:val="left"/>
-      <w:pPr>
-        <w:tabs>
-          <w:tab w:val="num" w:pos="2836"/>
-        </w:tabs>
-        <w:ind w:left="2836" w:hanging="283"/>
-      </w:pPr>
-      <w:rPr>
-        <w:rFonts w:ascii="Symbol" w:hAnsi="Symbol" w:cs="Symbol" w:hint="default"/>
-      </w:rPr>
+      <w:numFmt w:val="none"/>
+      <w:suff w:val="nothing"/>
+      <w:lvlText w:val="%4"/>
+      <w:lvlJc w:val="left"/>
+      <w:pPr>
+        <w:tabs>
+          <w:tab w:val="num" w:pos="0"/>
+        </w:tabs>
+        <w:ind w:left="0" w:hanging="0"/>
+      </w:pPr>
     </w:lvl>
     <w:lvl w:ilvl="4">
       <w:start w:val="1"/>
-      <w:numFmt w:val="bullet"/>
-      <w:lvlText w:val=""/>
-      <w:lvlJc w:val="left"/>
-      <w:pPr>
-        <w:tabs>
-          <w:tab w:val="num" w:pos="3545"/>
-        </w:tabs>
-        <w:ind w:left="3545" w:hanging="283"/>
-      </w:pPr>
-      <w:rPr>
-        <w:rFonts w:ascii="Symbol" w:hAnsi="Symbol" w:cs="Symbol" w:hint="default"/>
-      </w:rPr>
+      <w:numFmt w:val="none"/>
+      <w:suff w:val="nothing"/>
+      <w:lvlText w:val="%5"/>
+      <w:lvlJc w:val="left"/>
+      <w:pPr>
+        <w:tabs>
+          <w:tab w:val="num" w:pos="0"/>
+        </w:tabs>
+        <w:ind w:left="0" w:hanging="0"/>
+      </w:pPr>
     </w:lvl>
     <w:lvl w:ilvl="5">
       <w:start w:val="1"/>
-      <w:numFmt w:val="bullet"/>
-      <w:lvlText w:val=""/>
-      <w:lvlJc w:val="left"/>
-      <w:pPr>
-        <w:tabs>
-          <w:tab w:val="num" w:pos="4254"/>
-        </w:tabs>
-        <w:ind w:left="4254" w:hanging="283"/>
-      </w:pPr>
-      <w:rPr>
-        <w:rFonts w:ascii="Symbol" w:hAnsi="Symbol" w:cs="Symbol" w:hint="default"/>
-      </w:rPr>
+      <w:numFmt w:val="none"/>
+      <w:suff w:val="nothing"/>
+      <w:lvlText w:val="%6"/>
+      <w:lvlJc w:val="left"/>
+      <w:pPr>
+        <w:tabs>
+          <w:tab w:val="num" w:pos="0"/>
+        </w:tabs>
+        <w:ind w:left="0" w:hanging="0"/>
+      </w:pPr>
     </w:lvl>
     <w:lvl w:ilvl="6">
       <w:start w:val="1"/>
-      <w:numFmt w:val="bullet"/>
-      <w:lvlText w:val=""/>
-      <w:lvlJc w:val="left"/>
-      <w:pPr>
-        <w:tabs>
-          <w:tab w:val="num" w:pos="4963"/>
-        </w:tabs>
-        <w:ind w:left="4963" w:hanging="283"/>
-      </w:pPr>
-      <w:rPr>
-        <w:rFonts w:ascii="Symbol" w:hAnsi="Symbol" w:cs="Symbol" w:hint="default"/>
-      </w:rPr>
+      <w:numFmt w:val="none"/>
+      <w:suff w:val="nothing"/>
+      <w:lvlText w:val="%7"/>
+      <w:lvlJc w:val="left"/>
+      <w:pPr>
+        <w:tabs>
+          <w:tab w:val="num" w:pos="0"/>
+        </w:tabs>
+        <w:ind w:left="0" w:hanging="0"/>
+      </w:pPr>
     </w:lvl>
     <w:lvl w:ilvl="7">
       <w:start w:val="1"/>
-      <w:numFmt w:val="bullet"/>
-      <w:lvlText w:val=""/>
-      <w:lvlJc w:val="left"/>
-      <w:pPr>
-        <w:tabs>
-          <w:tab w:val="num" w:pos="5672"/>
-        </w:tabs>
-        <w:ind w:left="5672" w:hanging="283"/>
-      </w:pPr>
-      <w:rPr>
-        <w:rFonts w:ascii="Symbol" w:hAnsi="Symbol" w:cs="Symbol" w:hint="default"/>
-      </w:rPr>
+      <w:numFmt w:val="none"/>
+      <w:suff w:val="nothing"/>
+      <w:lvlText w:val="%8"/>
+      <w:lvlJc w:val="left"/>
+      <w:pPr>
+        <w:tabs>
+          <w:tab w:val="num" w:pos="0"/>
+        </w:tabs>
+        <w:ind w:left="0" w:hanging="0"/>
+      </w:pPr>
     </w:lvl>
     <w:lvl w:ilvl="8">
       <w:start w:val="1"/>
-      <w:numFmt w:val="bullet"/>
-      <w:lvlText w:val=""/>
-      <w:lvlJc w:val="left"/>
-      <w:pPr>
-        <w:tabs>
-          <w:tab w:val="num" w:pos="6381"/>
-        </w:tabs>
-        <w:ind w:left="6381" w:hanging="283"/>
-      </w:pPr>
-      <w:rPr>
-        <w:rFonts w:ascii="Symbol" w:hAnsi="Symbol" w:cs="Symbol" w:hint="default"/>
-      </w:rPr>
+      <w:numFmt w:val="none"/>
+      <w:suff w:val="nothing"/>
+      <w:lvlText w:val="%9"/>
+      <w:lvlJc w:val="left"/>
+      <w:pPr>
+        <w:tabs>
+          <w:tab w:val="num" w:pos="0"/>
+        </w:tabs>
+        <w:ind w:left="0" w:hanging="0"/>
+      </w:pPr>
     </w:lvl>
   </w:abstractNum>
   <w:abstractNum w:abstractNumId="2">
@@ -2237,121 +2239,138 @@
   <w:abstractNum w:abstractNumId="8">
     <w:lvl w:ilvl="0">
       <w:start w:val="1"/>
-      <w:numFmt w:val="none"/>
-      <w:suff w:val="nothing"/>
-      <w:lvlText w:val=""/>
-      <w:lvlJc w:val="left"/>
-      <w:pPr>
-        <w:tabs>
-          <w:tab w:val="num" w:pos="0"/>
-        </w:tabs>
-        <w:ind w:left="0" w:hanging="0"/>
-      </w:pPr>
+      <w:numFmt w:val="bullet"/>
+      <w:lvlText w:val=""/>
+      <w:lvlJc w:val="left"/>
+      <w:pPr>
+        <w:tabs>
+          <w:tab w:val="num" w:pos="709"/>
+        </w:tabs>
+        <w:ind w:left="709" w:hanging="283"/>
+      </w:pPr>
+      <w:rPr>
+        <w:rFonts w:ascii="Symbol" w:hAnsi="Symbol" w:cs="Symbol" w:hint="default"/>
+      </w:rPr>
     </w:lvl>
     <w:lvl w:ilvl="1">
       <w:start w:val="1"/>
-      <w:numFmt w:val="none"/>
-      <w:suff w:val="nothing"/>
-      <w:lvlText w:val=""/>
-      <w:lvlJc w:val="left"/>
-      <w:pPr>
-        <w:tabs>
-          <w:tab w:val="num" w:pos="0"/>
-        </w:tabs>
-        <w:ind w:left="0" w:hanging="0"/>
-      </w:pPr>
+      <w:numFmt w:val="bullet"/>
+      <w:lvlText w:val=""/>
+      <w:lvlJc w:val="left"/>
+      <w:pPr>
+        <w:tabs>
+          <w:tab w:val="num" w:pos="1418"/>
+        </w:tabs>
+        <w:ind w:left="1418" w:hanging="283"/>
+      </w:pPr>
+      <w:rPr>
+        <w:rFonts w:ascii="Symbol" w:hAnsi="Symbol" w:cs="Symbol" w:hint="default"/>
+      </w:rPr>
     </w:lvl>
     <w:lvl w:ilvl="2">
       <w:start w:val="1"/>
-      <w:pStyle w:val="Heading3"/>
-      <w:numFmt w:val="none"/>
-      <w:suff w:val="nothing"/>
-      <w:lvlText w:val=""/>
-      <w:lvlJc w:val="left"/>
-      <w:pPr>
-        <w:tabs>
-          <w:tab w:val="num" w:pos="0"/>
-        </w:tabs>
-        <w:ind w:left="0" w:hanging="0"/>
-      </w:pPr>
+      <w:numFmt w:val="bullet"/>
+      <w:lvlText w:val=""/>
+      <w:lvlJc w:val="left"/>
+      <w:pPr>
+        <w:tabs>
+          <w:tab w:val="num" w:pos="2127"/>
+        </w:tabs>
+        <w:ind w:left="2127" w:hanging="283"/>
+      </w:pPr>
+      <w:rPr>
+        <w:rFonts w:ascii="Symbol" w:hAnsi="Symbol" w:cs="Symbol" w:hint="default"/>
+      </w:rPr>
     </w:lvl>
     <w:lvl w:ilvl="3">
       <w:start w:val="1"/>
-      <w:numFmt w:val="none"/>
-      <w:suff w:val="nothing"/>
-      <w:lvlText w:val=""/>
-      <w:lvlJc w:val="left"/>
-      <w:pPr>
-        <w:tabs>
-          <w:tab w:val="num" w:pos="0"/>
-        </w:tabs>
-        <w:ind w:left="0" w:hanging="0"/>
-      </w:pPr>
+      <w:numFmt w:val="bullet"/>
+      <w:lvlText w:val=""/>
+      <w:lvlJc w:val="left"/>
+      <w:pPr>
+        <w:tabs>
+          <w:tab w:val="num" w:pos="2836"/>
+        </w:tabs>
+        <w:ind w:left="2836" w:hanging="283"/>
+      </w:pPr>
+      <w:rPr>
+        <w:rFonts w:ascii="Symbol" w:hAnsi="Symbol" w:cs="Symbol" w:hint="default"/>
+      </w:rPr>
     </w:lvl>
     <w:lvl w:ilvl="4">
       <w:start w:val="1"/>
-      <w:numFmt w:val="none"/>
-      <w:suff w:val="nothing"/>
-      <w:lvlText w:val=""/>
-      <w:lvlJc w:val="left"/>
-      <w:pPr>
-        <w:tabs>
-          <w:tab w:val="num" w:pos="0"/>
-        </w:tabs>
-        <w:ind w:left="0" w:hanging="0"/>
-      </w:pPr>
+      <w:numFmt w:val="bullet"/>
+      <w:lvlText w:val=""/>
+      <w:lvlJc w:val="left"/>
+      <w:pPr>
+        <w:tabs>
+          <w:tab w:val="num" w:pos="3545"/>
+        </w:tabs>
+        <w:ind w:left="3545" w:hanging="283"/>
+      </w:pPr>
+      <w:rPr>
+        <w:rFonts w:ascii="Symbol" w:hAnsi="Symbol" w:cs="Symbol" w:hint="default"/>
+      </w:rPr>
     </w:lvl>
     <w:lvl w:ilvl="5">
       <w:start w:val="1"/>
-      <w:numFmt w:val="none"/>
-      <w:suff w:val="nothing"/>
-      <w:lvlText w:val=""/>
-      <w:lvlJc w:val="left"/>
-      <w:pPr>
-        <w:tabs>
-          <w:tab w:val="num" w:pos="0"/>
-        </w:tabs>
-        <w:ind w:left="0" w:hanging="0"/>
-      </w:pPr>
+      <w:numFmt w:val="bullet"/>
+      <w:lvlText w:val=""/>
+      <w:lvlJc w:val="left"/>
+      <w:pPr>
+        <w:tabs>
+          <w:tab w:val="num" w:pos="4254"/>
+        </w:tabs>
+        <w:ind w:left="4254" w:hanging="283"/>
+      </w:pPr>
+      <w:rPr>
+        <w:rFonts w:ascii="Symbol" w:hAnsi="Symbol" w:cs="Symbol" w:hint="default"/>
+      </w:rPr>
     </w:lvl>
     <w:lvl w:ilvl="6">
       <w:start w:val="1"/>
-      <w:numFmt w:val="none"/>
-      <w:suff w:val="nothing"/>
-      <w:lvlText w:val=""/>
-      <w:lvlJc w:val="left"/>
-      <w:pPr>
-        <w:tabs>
-          <w:tab w:val="num" w:pos="0"/>
-        </w:tabs>
-        <w:ind w:left="0" w:hanging="0"/>
-      </w:pPr>
+      <w:numFmt w:val="bullet"/>
+      <w:lvlText w:val=""/>
+      <w:lvlJc w:val="left"/>
+      <w:pPr>
+        <w:tabs>
+          <w:tab w:val="num" w:pos="4963"/>
+        </w:tabs>
+        <w:ind w:left="4963" w:hanging="283"/>
+      </w:pPr>
+      <w:rPr>
+        <w:rFonts w:ascii="Symbol" w:hAnsi="Symbol" w:cs="Symbol" w:hint="default"/>
+      </w:rPr>
     </w:lvl>
     <w:lvl w:ilvl="7">
       <w:start w:val="1"/>
-      <w:numFmt w:val="none"/>
-      <w:suff w:val="nothing"/>
-      <w:lvlText w:val=""/>
-      <w:lvlJc w:val="left"/>
-      <w:pPr>
-        <w:tabs>
-          <w:tab w:val="num" w:pos="0"/>
-        </w:tabs>
-        <w:ind w:left="0" w:hanging="0"/>
-      </w:pPr>
+      <w:numFmt w:val="bullet"/>
+      <w:lvlText w:val=""/>
+      <w:lvlJc w:val="left"/>
+      <w:pPr>
+        <w:tabs>
+          <w:tab w:val="num" w:pos="5672"/>
+        </w:tabs>
+        <w:ind w:left="5672" w:hanging="283"/>
+      </w:pPr>
+      <w:rPr>
+        <w:rFonts w:ascii="Symbol" w:hAnsi="Symbol" w:cs="Symbol" w:hint="default"/>
+      </w:rPr>
     </w:lvl>
     <w:lvl w:ilvl="8">
       <w:start w:val="1"/>
-      <w:numFmt w:val="none"/>
-      <w:suff w:val="nothing"/>
-      <w:lvlText w:val=""/>
-      <w:lvlJc w:val="left"/>
-      <w:pPr>
-        <w:tabs>
-          <w:tab w:val="num" w:pos="0"/>
-        </w:tabs>
-        <w:ind w:left="0" w:hanging="0"/>
-      </w:pPr>
+      <w:numFmt w:val="bullet"/>
+      <w:lvlText w:val=""/>
+      <w:lvlJc w:val="left"/>
+      <w:pPr>
+        <w:tabs>
+          <w:tab w:val="num" w:pos="6381"/>
+        </w:tabs>
+        <w:ind w:left="6381" w:hanging="283"/>
+      </w:pPr>
+      <w:rPr>
+        <w:rFonts w:ascii="Symbol" w:hAnsi="Symbol" w:cs="Symbol" w:hint="default"/>
+      </w:rPr>
     </w:lvl>
   </w:abstractNum>
   <w:num w:numId="1">
@@ -2405,6 +2424,9 @@
     <w:qFormat/>
     <w:pPr>
       <w:widowControl/>
+      <w:kinsoku w:val="true"/>
+      <w:overflowPunct w:val="true"/>
+      <w:autoSpaceDE w:val="true"/>
       <w:bidi w:val="0"/>
     </w:pPr>
     <w:rPr>
@@ -2422,6 +2444,10 @@
     <w:next w:val="TextBody"/>
     <w:qFormat/>
     <w:pPr>
+      <w:numPr>
+        <w:ilvl w:val="0"/>
+        <w:numId w:val="0"/>
+      </w:numPr>
       <w:spacing w:before="140" w:after="120"/>
       <w:outlineLvl w:val="2"/>
     </w:pPr>

--- a/docs/CV - Nikolaos Margaris - 2025.docx
+++ b/docs/CV - Nikolaos Margaris - 2025.docx
@@ -7,7 +7,7 @@
         <w:pStyle w:val="TextBody"/>
         <w:bidi w:val="0"/>
         <w:spacing w:lineRule="auto" w:line="276" w:before="0" w:after="140"/>
-        <w:jc w:val="left"/>
+        <w:jc w:val="start"/>
         <w:rPr/>
       </w:pPr>
       <w:r>
@@ -52,7 +52,7 @@
         </w:pBdr>
         <w:bidi w:val="0"/>
         <w:spacing w:before="0" w:after="283"/>
-        <w:jc w:val="left"/>
+        <w:jc w:val="start"/>
         <w:rPr/>
       </w:pPr>
       <w:r>
@@ -68,7 +68,7 @@
         </w:numPr>
         <w:bidi w:val="0"/>
         <w:spacing w:before="140" w:after="120"/>
-        <w:jc w:val="left"/>
+        <w:jc w:val="start"/>
         <w:rPr/>
       </w:pPr>
       <w:r>
@@ -81,7 +81,7 @@
         <w:pStyle w:val="TextBody"/>
         <w:bidi w:val="0"/>
         <w:spacing w:lineRule="auto" w:line="276" w:before="0" w:after="140"/>
-        <w:jc w:val="left"/>
+        <w:jc w:val="start"/>
         <w:rPr/>
       </w:pPr>
       <w:r>
@@ -214,7 +214,7 @@
         </w:pBdr>
         <w:bidi w:val="0"/>
         <w:spacing w:before="0" w:after="283"/>
-        <w:jc w:val="left"/>
+        <w:jc w:val="start"/>
         <w:rPr/>
       </w:pPr>
       <w:r>
@@ -230,7 +230,7 @@
         </w:numPr>
         <w:bidi w:val="0"/>
         <w:spacing w:before="140" w:after="120"/>
-        <w:jc w:val="left"/>
+        <w:jc w:val="start"/>
         <w:rPr/>
       </w:pPr>
       <w:r>
@@ -243,7 +243,7 @@
         <w:pStyle w:val="TextBody"/>
         <w:bidi w:val="0"/>
         <w:spacing w:lineRule="auto" w:line="276" w:before="0" w:after="140"/>
-        <w:jc w:val="left"/>
+        <w:jc w:val="start"/>
         <w:rPr/>
       </w:pPr>
       <w:r>
@@ -262,7 +262,7 @@
         <w:pStyle w:val="TextBody"/>
         <w:bidi w:val="0"/>
         <w:spacing w:lineRule="auto" w:line="276" w:before="0" w:after="140"/>
-        <w:jc w:val="left"/>
+        <w:jc w:val="start"/>
         <w:rPr/>
       </w:pPr>
       <w:r>
@@ -281,7 +281,7 @@
         <w:pStyle w:val="TextBody"/>
         <w:bidi w:val="0"/>
         <w:spacing w:lineRule="auto" w:line="276" w:before="0" w:after="140"/>
-        <w:jc w:val="left"/>
+        <w:jc w:val="start"/>
         <w:rPr/>
       </w:pPr>
       <w:r>
@@ -304,7 +304,7 @@
         <w:pStyle w:val="TextBody"/>
         <w:bidi w:val="0"/>
         <w:spacing w:lineRule="auto" w:line="276" w:before="0" w:after="140"/>
-        <w:jc w:val="left"/>
+        <w:jc w:val="start"/>
         <w:rPr/>
       </w:pPr>
       <w:r>
@@ -331,7 +331,7 @@
         <w:pStyle w:val="TextBody"/>
         <w:bidi w:val="0"/>
         <w:spacing w:lineRule="auto" w:line="276" w:before="0" w:after="140"/>
-        <w:jc w:val="left"/>
+        <w:jc w:val="start"/>
         <w:rPr/>
       </w:pPr>
       <w:r>
@@ -354,7 +354,7 @@
         <w:pStyle w:val="TextBody"/>
         <w:bidi w:val="0"/>
         <w:spacing w:lineRule="auto" w:line="276" w:before="0" w:after="140"/>
-        <w:jc w:val="left"/>
+        <w:jc w:val="start"/>
         <w:rPr/>
       </w:pPr>
       <w:r>
@@ -381,7 +381,7 @@
         <w:pStyle w:val="TextBody"/>
         <w:bidi w:val="0"/>
         <w:spacing w:lineRule="auto" w:line="276" w:before="0" w:after="140"/>
-        <w:jc w:val="left"/>
+        <w:jc w:val="start"/>
         <w:rPr/>
       </w:pPr>
       <w:r>
@@ -412,7 +412,7 @@
         </w:pBdr>
         <w:bidi w:val="0"/>
         <w:spacing w:before="0" w:after="283"/>
-        <w:jc w:val="left"/>
+        <w:jc w:val="start"/>
         <w:rPr/>
       </w:pPr>
       <w:r>
@@ -423,7 +423,7 @@
       <w:pPr>
         <w:pStyle w:val="Heading3"/>
         <w:bidi w:val="0"/>
-        <w:jc w:val="left"/>
+        <w:jc w:val="start"/>
         <w:rPr/>
       </w:pPr>
       <w:r>
@@ -436,15 +436,15 @@
         <w:pStyle w:val="TextBody"/>
         <w:numPr>
           <w:ilvl w:val="0"/>
-          <w:numId w:val="8"/>
+          <w:numId w:val="2"/>
         </w:numPr>
         <w:tabs>
           <w:tab w:val="clear" w:pos="709"/>
           <w:tab w:val="left" w:pos="709" w:leader="none"/>
         </w:tabs>
         <w:bidi w:val="0"/>
-        <w:ind w:left="709" w:hanging="283"/>
-        <w:jc w:val="left"/>
+        <w:ind w:start="709" w:hanging="283"/>
+        <w:jc w:val="start"/>
         <w:rPr/>
       </w:pPr>
       <w:r>
@@ -457,15 +457,15 @@
         <w:pStyle w:val="TextBody"/>
         <w:numPr>
           <w:ilvl w:val="0"/>
-          <w:numId w:val="8"/>
+          <w:numId w:val="2"/>
         </w:numPr>
         <w:tabs>
           <w:tab w:val="clear" w:pos="709"/>
           <w:tab w:val="left" w:pos="709" w:leader="none"/>
         </w:tabs>
         <w:bidi w:val="0"/>
-        <w:ind w:left="709" w:hanging="283"/>
-        <w:jc w:val="left"/>
+        <w:ind w:start="709" w:hanging="283"/>
+        <w:jc w:val="start"/>
         <w:rPr/>
       </w:pPr>
       <w:r>
@@ -478,15 +478,15 @@
         <w:pStyle w:val="TextBody"/>
         <w:numPr>
           <w:ilvl w:val="0"/>
-          <w:numId w:val="8"/>
+          <w:numId w:val="2"/>
         </w:numPr>
         <w:tabs>
           <w:tab w:val="clear" w:pos="709"/>
           <w:tab w:val="left" w:pos="709" w:leader="none"/>
         </w:tabs>
         <w:bidi w:val="0"/>
-        <w:ind w:left="709" w:hanging="283"/>
-        <w:jc w:val="left"/>
+        <w:ind w:start="709" w:hanging="283"/>
+        <w:jc w:val="start"/>
         <w:rPr/>
       </w:pPr>
       <w:r>
@@ -499,15 +499,15 @@
         <w:pStyle w:val="TextBody"/>
         <w:numPr>
           <w:ilvl w:val="0"/>
-          <w:numId w:val="8"/>
+          <w:numId w:val="2"/>
         </w:numPr>
         <w:tabs>
           <w:tab w:val="clear" w:pos="709"/>
           <w:tab w:val="left" w:pos="709" w:leader="none"/>
         </w:tabs>
         <w:bidi w:val="0"/>
-        <w:ind w:left="709" w:hanging="283"/>
-        <w:jc w:val="left"/>
+        <w:ind w:start="709" w:hanging="283"/>
+        <w:jc w:val="start"/>
         <w:rPr/>
       </w:pPr>
       <w:r>
@@ -519,7 +519,7 @@
       <w:pPr>
         <w:pStyle w:val="HorizontalLine"/>
         <w:bidi w:val="0"/>
-        <w:jc w:val="left"/>
+        <w:jc w:val="start"/>
         <w:rPr/>
       </w:pPr>
       <w:r>
@@ -535,7 +535,7 @@
         </w:numPr>
         <w:bidi w:val="0"/>
         <w:spacing w:before="140" w:after="120"/>
-        <w:jc w:val="left"/>
+        <w:jc w:val="start"/>
         <w:rPr/>
       </w:pPr>
       <w:r>
@@ -548,42 +548,120 @@
         <w:pStyle w:val="TextBody"/>
         <w:bidi w:val="0"/>
         <w:spacing w:lineRule="auto" w:line="276" w:before="0" w:after="140"/>
-        <w:jc w:val="left"/>
-        <w:rPr/>
-      </w:pPr>
-      <w:r>
-        <w:rPr>
-          <w:rStyle w:val="StrongEmphasis"/>
-        </w:rPr>
-        <w:t>FE Software Engineer</w:t>
-      </w:r>
-      <w:r>
-        <w:rPr/>
+        <w:jc w:val="start"/>
+        <w:rPr>
+          <w:rStyle w:val="StrongEmphasis"/>
+        </w:rPr>
+      </w:pPr>
+      <w:r>
+        <w:rPr/>
+      </w:r>
+    </w:p>
+    <w:p>
+      <w:pPr>
+        <w:pStyle w:val="TextBody"/>
+        <w:bidi w:val="0"/>
+        <w:spacing w:lineRule="auto" w:line="276" w:before="0" w:after="140"/>
+        <w:jc w:val="start"/>
+        <w:rPr/>
+      </w:pPr>
+      <w:r>
+        <w:rPr>
+          <w:rStyle w:val="StrongEmphasis"/>
+        </w:rPr>
+        <w:t>Front End Software Engineer</w:t>
+      </w:r>
+      <w:r>
+        <w:rPr/>
+        <w:t xml:space="preserve"> @ </w:t>
+      </w:r>
+      <w:hyperlink r:id="rId4">
+        <w:r>
+          <w:rPr>
+            <w:rStyle w:val="InternetLink"/>
+          </w:rPr>
+          <w:t>MORPHOSES</w:t>
+        </w:r>
+      </w:hyperlink>
+      <w:r>
+        <w:rPr/>
+        <w:t xml:space="preserve"> </w:t>
+      </w:r>
+      <w:r>
+        <w:rPr>
+          <w:rStyle w:val="StrongEmphasis"/>
+        </w:rPr>
+        <w:t>(Mar 2025)</w:t>
+      </w:r>
+      <w:r>
+        <w:rPr/>
+        <w:t xml:space="preserve"> </w:t>
         <w:br/>
-        <w:t>ADEMU (ademu.ai) — Athens, Greece</w:t>
-        <w:br/>
-      </w:r>
-      <w:r>
-        <w:rPr>
-          <w:rStyle w:val="StrongEmphasis"/>
-        </w:rPr>
-        <w:t>Nov 2024 – Mar 2025</w:t>
-      </w:r>
-    </w:p>
-    <w:p>
-      <w:pPr>
-        <w:pStyle w:val="TextBody"/>
-        <w:numPr>
-          <w:ilvl w:val="0"/>
-          <w:numId w:val="2"/>
+        <w:t>Improving and Implementing Front-end for morphoses.io, an eLearning platform, offering an innovative soft skill improvement solution for 6 - 18 yrs old young learners.</w:t>
+      </w:r>
+    </w:p>
+    <w:p>
+      <w:pPr>
+        <w:pStyle w:val="TextBody"/>
+        <w:bidi w:val="0"/>
+        <w:spacing w:lineRule="auto" w:line="276" w:before="0" w:after="140"/>
+        <w:jc w:val="start"/>
+        <w:rPr/>
+      </w:pPr>
+      <w:r>
+        <w:rPr/>
+      </w:r>
+    </w:p>
+    <w:p>
+      <w:pPr>
+        <w:pStyle w:val="TextBody"/>
+        <w:bidi w:val="0"/>
+        <w:jc w:val="start"/>
+        <w:rPr/>
+      </w:pPr>
+      <w:r>
+        <w:rPr>
+          <w:rStyle w:val="StrongEmphasis"/>
+        </w:rPr>
+        <w:t>Front End Software Engineer</w:t>
+      </w:r>
+      <w:r>
+        <w:rPr/>
+        <w:t xml:space="preserve"> @ </w:t>
+      </w:r>
+      <w:hyperlink r:id="rId5">
+        <w:r>
+          <w:rPr>
+            <w:rStyle w:val="InternetLink"/>
+          </w:rPr>
+          <w:t>ADEMU</w:t>
+        </w:r>
+      </w:hyperlink>
+      <w:r>
+        <w:rPr/>
+        <w:t xml:space="preserve"> </w:t>
+      </w:r>
+      <w:r>
+        <w:rPr>
+          <w:rStyle w:val="StrongEmphasis"/>
+        </w:rPr>
+        <w:t>(Dec 2024 - Mar 2025)</w:t>
+      </w:r>
+    </w:p>
+    <w:p>
+      <w:pPr>
+        <w:pStyle w:val="TextBody"/>
+        <w:numPr>
+          <w:ilvl w:val="0"/>
+          <w:numId w:val="3"/>
         </w:numPr>
         <w:tabs>
           <w:tab w:val="clear" w:pos="709"/>
           <w:tab w:val="left" w:pos="709" w:leader="none"/>
         </w:tabs>
         <w:bidi w:val="0"/>
-        <w:ind w:left="709" w:hanging="283"/>
-        <w:jc w:val="left"/>
+        <w:ind w:start="709" w:hanging="283"/>
+        <w:jc w:val="start"/>
         <w:rPr/>
       </w:pPr>
       <w:r>
@@ -616,15 +694,15 @@
         <w:pStyle w:val="TextBody"/>
         <w:numPr>
           <w:ilvl w:val="0"/>
-          <w:numId w:val="2"/>
+          <w:numId w:val="3"/>
         </w:numPr>
         <w:tabs>
           <w:tab w:val="clear" w:pos="709"/>
           <w:tab w:val="left" w:pos="709" w:leader="none"/>
         </w:tabs>
         <w:bidi w:val="0"/>
-        <w:ind w:left="709" w:hanging="283"/>
-        <w:jc w:val="left"/>
+        <w:ind w:start="709" w:hanging="283"/>
+        <w:jc w:val="start"/>
         <w:rPr/>
       </w:pPr>
       <w:r>
@@ -635,44 +713,71 @@
     <w:p>
       <w:pPr>
         <w:pStyle w:val="TextBody"/>
+        <w:numPr>
+          <w:ilvl w:val="0"/>
+          <w:numId w:val="0"/>
+        </w:numPr>
+        <w:bidi w:val="0"/>
+        <w:ind w:hanging="0"/>
+        <w:jc w:val="start"/>
+        <w:rPr/>
+      </w:pPr>
+      <w:r>
+        <w:rPr/>
+      </w:r>
+    </w:p>
+    <w:p>
+      <w:pPr>
+        <w:pStyle w:val="TextBody"/>
         <w:bidi w:val="0"/>
         <w:spacing w:lineRule="auto" w:line="276" w:before="0" w:after="140"/>
-        <w:jc w:val="left"/>
-        <w:rPr/>
-      </w:pPr>
-      <w:r>
-        <w:rPr>
-          <w:rStyle w:val="StrongEmphasis"/>
-        </w:rPr>
-        <w:t>FE Technical Lead</w:t>
-      </w:r>
-      <w:r>
-        <w:rPr/>
-        <w:br/>
-        <w:t>FTI Touristik Group (Anixe Hellas) — Athens, Greece</w:t>
-        <w:br/>
-      </w:r>
-      <w:r>
-        <w:rPr>
-          <w:rStyle w:val="StrongEmphasis"/>
-        </w:rPr>
-        <w:t>Mar 2021 – Jun 2024</w:t>
-      </w:r>
-    </w:p>
-    <w:p>
-      <w:pPr>
-        <w:pStyle w:val="TextBody"/>
-        <w:numPr>
-          <w:ilvl w:val="0"/>
-          <w:numId w:val="3"/>
+        <w:jc w:val="start"/>
+        <w:rPr/>
+      </w:pPr>
+      <w:r>
+        <w:rPr>
+          <w:rStyle w:val="StrongEmphasis"/>
+        </w:rPr>
+        <w:t xml:space="preserve">Front End Technical Lead @ </w:t>
+      </w:r>
+      <w:hyperlink r:id="rId6">
+        <w:r>
+          <w:rPr>
+            <w:rStyle w:val="InternetLink"/>
+            <w:b/>
+            <w:b/>
+            <w:bCs/>
+          </w:rPr>
+          <w:t>ANIXE</w:t>
+        </w:r>
+      </w:hyperlink>
+      <w:r>
+        <w:rPr>
+          <w:rStyle w:val="StrongEmphasis"/>
+        </w:rPr>
+        <w:t xml:space="preserve"> </w:t>
+      </w:r>
+      <w:r>
+        <w:rPr>
+          <w:rStyle w:val="Emphasis"/>
+        </w:rPr>
+        <w:t>(Mar 2021 - Nov 2024)</w:t>
+      </w:r>
+    </w:p>
+    <w:p>
+      <w:pPr>
+        <w:pStyle w:val="TextBody"/>
+        <w:numPr>
+          <w:ilvl w:val="0"/>
+          <w:numId w:val="4"/>
         </w:numPr>
         <w:tabs>
           <w:tab w:val="clear" w:pos="709"/>
           <w:tab w:val="left" w:pos="709" w:leader="none"/>
         </w:tabs>
         <w:bidi w:val="0"/>
-        <w:ind w:left="709" w:hanging="283"/>
-        <w:jc w:val="left"/>
+        <w:ind w:start="709" w:hanging="283"/>
+        <w:jc w:val="start"/>
         <w:rPr/>
       </w:pPr>
       <w:r>
@@ -705,15 +810,15 @@
         <w:pStyle w:val="TextBody"/>
         <w:numPr>
           <w:ilvl w:val="0"/>
-          <w:numId w:val="3"/>
+          <w:numId w:val="4"/>
         </w:numPr>
         <w:tabs>
           <w:tab w:val="clear" w:pos="709"/>
           <w:tab w:val="left" w:pos="709" w:leader="none"/>
         </w:tabs>
         <w:bidi w:val="0"/>
-        <w:ind w:left="709" w:hanging="283"/>
-        <w:jc w:val="left"/>
+        <w:ind w:start="709" w:hanging="283"/>
+        <w:jc w:val="start"/>
         <w:rPr/>
       </w:pPr>
       <w:r>
@@ -726,15 +831,15 @@
         <w:pStyle w:val="TextBody"/>
         <w:numPr>
           <w:ilvl w:val="0"/>
-          <w:numId w:val="3"/>
+          <w:numId w:val="4"/>
         </w:numPr>
         <w:tabs>
           <w:tab w:val="clear" w:pos="709"/>
           <w:tab w:val="left" w:pos="709" w:leader="none"/>
         </w:tabs>
         <w:bidi w:val="0"/>
-        <w:ind w:left="709" w:hanging="283"/>
-        <w:jc w:val="left"/>
+        <w:ind w:start="709" w:hanging="283"/>
+        <w:jc w:val="start"/>
         <w:rPr/>
       </w:pPr>
       <w:r>
@@ -747,15 +852,15 @@
         <w:pStyle w:val="TextBody"/>
         <w:numPr>
           <w:ilvl w:val="0"/>
-          <w:numId w:val="3"/>
+          <w:numId w:val="4"/>
         </w:numPr>
         <w:tabs>
           <w:tab w:val="clear" w:pos="709"/>
           <w:tab w:val="left" w:pos="709" w:leader="none"/>
         </w:tabs>
         <w:bidi w:val="0"/>
-        <w:ind w:left="709" w:hanging="283"/>
-        <w:jc w:val="left"/>
+        <w:ind w:start="709" w:hanging="283"/>
+        <w:jc w:val="start"/>
         <w:rPr/>
       </w:pPr>
       <w:r>
@@ -766,44 +871,71 @@
     <w:p>
       <w:pPr>
         <w:pStyle w:val="TextBody"/>
+        <w:numPr>
+          <w:ilvl w:val="0"/>
+          <w:numId w:val="0"/>
+        </w:numPr>
+        <w:bidi w:val="0"/>
+        <w:ind w:hanging="0"/>
+        <w:jc w:val="start"/>
+        <w:rPr/>
+      </w:pPr>
+      <w:r>
+        <w:rPr/>
+      </w:r>
+    </w:p>
+    <w:p>
+      <w:pPr>
+        <w:pStyle w:val="TextBody"/>
         <w:bidi w:val="0"/>
         <w:spacing w:lineRule="auto" w:line="276" w:before="0" w:after="140"/>
-        <w:jc w:val="left"/>
-        <w:rPr/>
-      </w:pPr>
-      <w:r>
-        <w:rPr>
-          <w:rStyle w:val="StrongEmphasis"/>
-        </w:rPr>
-        <w:t>Senior Front-End Engineer</w:t>
-      </w:r>
-      <w:r>
-        <w:rPr/>
-        <w:br/>
-        <w:t>FTI Touristik Group (Anixe Hellas) — Athens, Greece</w:t>
-        <w:br/>
-      </w:r>
-      <w:r>
-        <w:rPr>
-          <w:rStyle w:val="StrongEmphasis"/>
-        </w:rPr>
-        <w:t>May 2018 – Mar 2021</w:t>
-      </w:r>
-    </w:p>
-    <w:p>
-      <w:pPr>
-        <w:pStyle w:val="TextBody"/>
-        <w:numPr>
-          <w:ilvl w:val="0"/>
-          <w:numId w:val="4"/>
+        <w:jc w:val="start"/>
+        <w:rPr/>
+      </w:pPr>
+      <w:r>
+        <w:rPr>
+          <w:rStyle w:val="StrongEmphasis"/>
+        </w:rPr>
+        <w:t xml:space="preserve">Senior Front End Engineer @ </w:t>
+      </w:r>
+      <w:hyperlink r:id="rId7">
+        <w:r>
+          <w:rPr>
+            <w:rStyle w:val="InternetLink"/>
+            <w:b/>
+            <w:b/>
+            <w:bCs/>
+          </w:rPr>
+          <w:t>ANIXE</w:t>
+        </w:r>
+      </w:hyperlink>
+      <w:r>
+        <w:rPr>
+          <w:rStyle w:val="StrongEmphasis"/>
+        </w:rPr>
+        <w:t xml:space="preserve"> </w:t>
+      </w:r>
+      <w:r>
+        <w:rPr>
+          <w:rStyle w:val="Emphasis"/>
+        </w:rPr>
+        <w:t>(May 2018 - Apr 2021)</w:t>
+      </w:r>
+    </w:p>
+    <w:p>
+      <w:pPr>
+        <w:pStyle w:val="TextBody"/>
+        <w:numPr>
+          <w:ilvl w:val="0"/>
+          <w:numId w:val="5"/>
         </w:numPr>
         <w:tabs>
           <w:tab w:val="clear" w:pos="709"/>
           <w:tab w:val="left" w:pos="709" w:leader="none"/>
         </w:tabs>
         <w:bidi w:val="0"/>
-        <w:ind w:left="709" w:hanging="283"/>
-        <w:jc w:val="left"/>
+        <w:ind w:start="709" w:hanging="283"/>
+        <w:jc w:val="start"/>
         <w:rPr/>
       </w:pPr>
       <w:r>
@@ -827,15 +959,15 @@
         <w:pStyle w:val="TextBody"/>
         <w:numPr>
           <w:ilvl w:val="0"/>
-          <w:numId w:val="4"/>
+          <w:numId w:val="5"/>
         </w:numPr>
         <w:tabs>
           <w:tab w:val="clear" w:pos="709"/>
           <w:tab w:val="left" w:pos="709" w:leader="none"/>
         </w:tabs>
         <w:bidi w:val="0"/>
-        <w:ind w:left="709" w:hanging="283"/>
-        <w:jc w:val="left"/>
+        <w:ind w:start="709" w:hanging="283"/>
+        <w:jc w:val="start"/>
         <w:rPr/>
       </w:pPr>
       <w:r>
@@ -855,15 +987,15 @@
         <w:pStyle w:val="TextBody"/>
         <w:numPr>
           <w:ilvl w:val="0"/>
-          <w:numId w:val="4"/>
+          <w:numId w:val="5"/>
         </w:numPr>
         <w:tabs>
           <w:tab w:val="clear" w:pos="709"/>
           <w:tab w:val="left" w:pos="709" w:leader="none"/>
         </w:tabs>
         <w:bidi w:val="0"/>
-        <w:ind w:left="709" w:hanging="283"/>
-        <w:jc w:val="left"/>
+        <w:ind w:start="709" w:hanging="283"/>
+        <w:jc w:val="start"/>
         <w:rPr/>
       </w:pPr>
       <w:r>
@@ -874,44 +1006,71 @@
     <w:p>
       <w:pPr>
         <w:pStyle w:val="TextBody"/>
+        <w:numPr>
+          <w:ilvl w:val="0"/>
+          <w:numId w:val="0"/>
+        </w:numPr>
+        <w:bidi w:val="0"/>
+        <w:ind w:hanging="0"/>
+        <w:jc w:val="start"/>
+        <w:rPr/>
+      </w:pPr>
+      <w:r>
+        <w:rPr/>
+      </w:r>
+    </w:p>
+    <w:p>
+      <w:pPr>
+        <w:pStyle w:val="TextBody"/>
         <w:bidi w:val="0"/>
         <w:spacing w:lineRule="auto" w:line="276" w:before="0" w:after="140"/>
-        <w:jc w:val="left"/>
-        <w:rPr/>
-      </w:pPr>
-      <w:r>
-        <w:rPr>
-          <w:rStyle w:val="StrongEmphasis"/>
-        </w:rPr>
-        <w:t>Senior Front-End Developer</w:t>
-      </w:r>
-      <w:r>
-        <w:rPr/>
-        <w:br/>
-        <w:t>Ryanair Labs — Dublin, Ireland</w:t>
-        <w:br/>
-      </w:r>
-      <w:r>
-        <w:rPr>
-          <w:rStyle w:val="StrongEmphasis"/>
-        </w:rPr>
-        <w:t>Nov 2016 – 2018</w:t>
-      </w:r>
-    </w:p>
-    <w:p>
-      <w:pPr>
-        <w:pStyle w:val="TextBody"/>
-        <w:numPr>
-          <w:ilvl w:val="0"/>
-          <w:numId w:val="5"/>
+        <w:jc w:val="start"/>
+        <w:rPr/>
+      </w:pPr>
+      <w:r>
+        <w:rPr>
+          <w:rStyle w:val="StrongEmphasis"/>
+        </w:rPr>
+        <w:t xml:space="preserve">Senior FrontEnd Engineer @ </w:t>
+      </w:r>
+      <w:hyperlink r:id="rId8">
+        <w:r>
+          <w:rPr>
+            <w:rStyle w:val="InternetLink"/>
+            <w:b/>
+            <w:b/>
+            <w:bCs/>
+          </w:rPr>
+          <w:t>Ryanair Airlines</w:t>
+        </w:r>
+      </w:hyperlink>
+      <w:r>
+        <w:rPr>
+          <w:rStyle w:val="StrongEmphasis"/>
+        </w:rPr>
+        <w:t xml:space="preserve"> </w:t>
+      </w:r>
+      <w:r>
+        <w:rPr>
+          <w:rStyle w:val="Emphasis"/>
+        </w:rPr>
+        <w:t>(Nov 2016 - Apr 2018)</w:t>
+      </w:r>
+    </w:p>
+    <w:p>
+      <w:pPr>
+        <w:pStyle w:val="TextBody"/>
+        <w:numPr>
+          <w:ilvl w:val="0"/>
+          <w:numId w:val="6"/>
         </w:numPr>
         <w:tabs>
           <w:tab w:val="clear" w:pos="709"/>
           <w:tab w:val="left" w:pos="709" w:leader="none"/>
         </w:tabs>
         <w:bidi w:val="0"/>
-        <w:ind w:left="709" w:hanging="283"/>
-        <w:jc w:val="left"/>
+        <w:ind w:start="709" w:hanging="283"/>
+        <w:jc w:val="start"/>
         <w:rPr/>
       </w:pPr>
       <w:r>
@@ -934,15 +1093,15 @@
         <w:pStyle w:val="TextBody"/>
         <w:numPr>
           <w:ilvl w:val="0"/>
-          <w:numId w:val="5"/>
+          <w:numId w:val="6"/>
         </w:numPr>
         <w:tabs>
           <w:tab w:val="clear" w:pos="709"/>
           <w:tab w:val="left" w:pos="709" w:leader="none"/>
         </w:tabs>
         <w:bidi w:val="0"/>
-        <w:ind w:left="709" w:hanging="283"/>
-        <w:jc w:val="left"/>
+        <w:ind w:start="709" w:hanging="283"/>
+        <w:jc w:val="start"/>
         <w:rPr/>
       </w:pPr>
       <w:r>
@@ -955,15 +1114,15 @@
         <w:pStyle w:val="TextBody"/>
         <w:numPr>
           <w:ilvl w:val="0"/>
-          <w:numId w:val="5"/>
+          <w:numId w:val="6"/>
         </w:numPr>
         <w:tabs>
           <w:tab w:val="clear" w:pos="709"/>
           <w:tab w:val="left" w:pos="709" w:leader="none"/>
         </w:tabs>
         <w:bidi w:val="0"/>
-        <w:ind w:left="709" w:hanging="283"/>
-        <w:jc w:val="left"/>
+        <w:ind w:start="709" w:hanging="283"/>
+        <w:jc w:val="start"/>
         <w:rPr/>
       </w:pPr>
       <w:r>
@@ -974,44 +1133,71 @@
     <w:p>
       <w:pPr>
         <w:pStyle w:val="TextBody"/>
+        <w:numPr>
+          <w:ilvl w:val="0"/>
+          <w:numId w:val="0"/>
+        </w:numPr>
+        <w:bidi w:val="0"/>
+        <w:ind w:hanging="0"/>
+        <w:jc w:val="start"/>
+        <w:rPr/>
+      </w:pPr>
+      <w:r>
+        <w:rPr/>
+      </w:r>
+    </w:p>
+    <w:p>
+      <w:pPr>
+        <w:pStyle w:val="TextBody"/>
         <w:bidi w:val="0"/>
         <w:spacing w:lineRule="auto" w:line="276" w:before="0" w:after="140"/>
-        <w:jc w:val="left"/>
-        <w:rPr/>
-      </w:pPr>
-      <w:r>
-        <w:rPr>
-          <w:rStyle w:val="StrongEmphasis"/>
-        </w:rPr>
-        <w:t>Senior Software Engineer</w:t>
-      </w:r>
-      <w:r>
-        <w:rPr/>
-        <w:br/>
-        <w:t>UNIFY / Siemens Enterprise Communications — Greece</w:t>
-        <w:br/>
-      </w:r>
-      <w:r>
-        <w:rPr>
-          <w:rStyle w:val="StrongEmphasis"/>
-        </w:rPr>
-        <w:t>May 2008 – Oct 2016</w:t>
-      </w:r>
-    </w:p>
-    <w:p>
-      <w:pPr>
-        <w:pStyle w:val="TextBody"/>
-        <w:numPr>
-          <w:ilvl w:val="0"/>
-          <w:numId w:val="6"/>
+        <w:jc w:val="start"/>
+        <w:rPr/>
+      </w:pPr>
+      <w:r>
+        <w:rPr>
+          <w:rStyle w:val="StrongEmphasis"/>
+        </w:rPr>
+        <w:t xml:space="preserve">Senior Software Engineer @ </w:t>
+      </w:r>
+      <w:hyperlink r:id="rId9">
+        <w:r>
+          <w:rPr>
+            <w:rStyle w:val="InternetLink"/>
+            <w:b/>
+            <w:b/>
+            <w:bCs/>
+          </w:rPr>
+          <w:t>UNIFY</w:t>
+        </w:r>
+      </w:hyperlink>
+      <w:r>
+        <w:rPr>
+          <w:rStyle w:val="StrongEmphasis"/>
+        </w:rPr>
+        <w:t xml:space="preserve"> </w:t>
+      </w:r>
+      <w:r>
+        <w:rPr>
+          <w:rStyle w:val="Emphasis"/>
+        </w:rPr>
+        <w:t>(May 2008 - Oct 2016)</w:t>
+      </w:r>
+    </w:p>
+    <w:p>
+      <w:pPr>
+        <w:pStyle w:val="TextBody"/>
+        <w:numPr>
+          <w:ilvl w:val="0"/>
+          <w:numId w:val="7"/>
         </w:numPr>
         <w:tabs>
           <w:tab w:val="clear" w:pos="709"/>
           <w:tab w:val="left" w:pos="709" w:leader="none"/>
         </w:tabs>
         <w:bidi w:val="0"/>
-        <w:ind w:left="709" w:hanging="283"/>
-        <w:jc w:val="left"/>
+        <w:ind w:start="709" w:hanging="283"/>
+        <w:jc w:val="start"/>
         <w:rPr/>
       </w:pPr>
       <w:r>
@@ -1024,15 +1210,15 @@
         <w:pStyle w:val="TextBody"/>
         <w:numPr>
           <w:ilvl w:val="0"/>
-          <w:numId w:val="6"/>
+          <w:numId w:val="7"/>
         </w:numPr>
         <w:tabs>
           <w:tab w:val="clear" w:pos="709"/>
           <w:tab w:val="left" w:pos="709" w:leader="none"/>
         </w:tabs>
         <w:bidi w:val="0"/>
-        <w:ind w:left="709" w:hanging="283"/>
-        <w:jc w:val="left"/>
+        <w:ind w:start="709" w:hanging="283"/>
+        <w:jc w:val="start"/>
         <w:rPr/>
       </w:pPr>
       <w:r>
@@ -1045,15 +1231,15 @@
         <w:pStyle w:val="TextBody"/>
         <w:numPr>
           <w:ilvl w:val="0"/>
-          <w:numId w:val="6"/>
+          <w:numId w:val="7"/>
         </w:numPr>
         <w:tabs>
           <w:tab w:val="clear" w:pos="709"/>
           <w:tab w:val="left" w:pos="709" w:leader="none"/>
         </w:tabs>
         <w:bidi w:val="0"/>
-        <w:ind w:left="709" w:hanging="283"/>
-        <w:jc w:val="left"/>
+        <w:ind w:start="709" w:hanging="283"/>
+        <w:jc w:val="start"/>
         <w:rPr/>
       </w:pPr>
       <w:r>
@@ -1064,44 +1250,71 @@
     <w:p>
       <w:pPr>
         <w:pStyle w:val="TextBody"/>
+        <w:numPr>
+          <w:ilvl w:val="0"/>
+          <w:numId w:val="0"/>
+        </w:numPr>
+        <w:bidi w:val="0"/>
+        <w:ind w:hanging="0"/>
+        <w:jc w:val="start"/>
+        <w:rPr/>
+      </w:pPr>
+      <w:r>
+        <w:rPr/>
+      </w:r>
+    </w:p>
+    <w:p>
+      <w:pPr>
+        <w:pStyle w:val="TextBody"/>
         <w:bidi w:val="0"/>
         <w:spacing w:lineRule="auto" w:line="276" w:before="0" w:after="140"/>
-        <w:jc w:val="left"/>
-        <w:rPr/>
-      </w:pPr>
-      <w:r>
-        <w:rPr>
-          <w:rStyle w:val="StrongEmphasis"/>
-        </w:rPr>
-        <w:t>SAP R/3 Developer (Consultant)</w:t>
-      </w:r>
-      <w:r>
-        <w:rPr/>
-        <w:br/>
-        <w:t>Framework (IBM Partner) — Greece</w:t>
-        <w:br/>
-      </w:r>
-      <w:r>
-        <w:rPr>
-          <w:rStyle w:val="StrongEmphasis"/>
-        </w:rPr>
-        <w:t>Nov 2007 – Apr 2008</w:t>
-      </w:r>
-    </w:p>
-    <w:p>
-      <w:pPr>
-        <w:pStyle w:val="TextBody"/>
-        <w:numPr>
-          <w:ilvl w:val="0"/>
-          <w:numId w:val="7"/>
+        <w:jc w:val="start"/>
+        <w:rPr/>
+      </w:pPr>
+      <w:r>
+        <w:rPr>
+          <w:rStyle w:val="StrongEmphasis"/>
+        </w:rPr>
+        <w:t xml:space="preserve">SAP R/3 Developer @ </w:t>
+      </w:r>
+      <w:hyperlink r:id="rId10">
+        <w:r>
+          <w:rPr>
+            <w:rStyle w:val="InternetLink"/>
+            <w:b/>
+            <w:b/>
+            <w:bCs/>
+          </w:rPr>
+          <w:t>FrameWork - IBM</w:t>
+        </w:r>
+      </w:hyperlink>
+      <w:r>
+        <w:rPr>
+          <w:rStyle w:val="StrongEmphasis"/>
+        </w:rPr>
+        <w:t xml:space="preserve"> </w:t>
+      </w:r>
+      <w:r>
+        <w:rPr>
+          <w:rStyle w:val="Emphasis"/>
+        </w:rPr>
+        <w:t>(Nov 2007 - Apr 2008)</w:t>
+      </w:r>
+    </w:p>
+    <w:p>
+      <w:pPr>
+        <w:pStyle w:val="TextBody"/>
+        <w:numPr>
+          <w:ilvl w:val="0"/>
+          <w:numId w:val="8"/>
         </w:numPr>
         <w:tabs>
           <w:tab w:val="clear" w:pos="709"/>
           <w:tab w:val="left" w:pos="709" w:leader="none"/>
         </w:tabs>
         <w:bidi w:val="0"/>
-        <w:ind w:left="709" w:hanging="283"/>
-        <w:jc w:val="left"/>
+        <w:ind w:start="709" w:hanging="283"/>
+        <w:jc w:val="start"/>
         <w:rPr/>
       </w:pPr>
       <w:r>
@@ -1118,7 +1331,7 @@
         </w:pBdr>
         <w:bidi w:val="0"/>
         <w:spacing w:before="0" w:after="283"/>
-        <w:jc w:val="left"/>
+        <w:jc w:val="start"/>
         <w:rPr/>
       </w:pPr>
       <w:r>
@@ -1134,7 +1347,7 @@
         </w:numPr>
         <w:bidi w:val="0"/>
         <w:spacing w:before="140" w:after="120"/>
-        <w:jc w:val="left"/>
+        <w:jc w:val="start"/>
         <w:rPr/>
       </w:pPr>
       <w:r>
@@ -1147,7 +1360,7 @@
         <w:pStyle w:val="TextBody"/>
         <w:bidi w:val="0"/>
         <w:spacing w:lineRule="auto" w:line="276" w:before="0" w:after="140"/>
-        <w:jc w:val="left"/>
+        <w:jc w:val="start"/>
         <w:rPr/>
       </w:pPr>
       <w:r>
@@ -1173,7 +1386,7 @@
         </w:pBdr>
         <w:bidi w:val="0"/>
         <w:spacing w:before="0" w:after="283"/>
-        <w:jc w:val="left"/>
+        <w:jc w:val="start"/>
         <w:rPr/>
       </w:pPr>
       <w:r>
@@ -1189,7 +1402,7 @@
         </w:numPr>
         <w:bidi w:val="0"/>
         <w:spacing w:before="140" w:after="120"/>
-        <w:jc w:val="left"/>
+        <w:jc w:val="start"/>
         <w:rPr/>
       </w:pPr>
       <w:r>
@@ -1202,7 +1415,7 @@
         <w:pStyle w:val="TextBody"/>
         <w:bidi w:val="0"/>
         <w:spacing w:lineRule="auto" w:line="276" w:before="0" w:after="140"/>
-        <w:jc w:val="left"/>
+        <w:jc w:val="start"/>
         <w:rPr/>
       </w:pPr>
       <w:r>
@@ -1230,8 +1443,13 @@
     <w:p>
       <w:pPr>
         <w:pStyle w:val="HorizontalLine"/>
-        <w:bidi w:val="0"/>
-        <w:jc w:val="left"/>
+        <w:suppressLineNumbers/>
+        <w:pBdr>
+          <w:bottom w:val="double" w:sz="2" w:space="0" w:color="808080"/>
+        </w:pBdr>
+        <w:bidi w:val="0"/>
+        <w:spacing w:before="0" w:after="283"/>
+        <w:jc w:val="start"/>
         <w:rPr/>
       </w:pPr>
       <w:r>
@@ -1247,7 +1465,7 @@
         </w:numPr>
         <w:bidi w:val="0"/>
         <w:spacing w:before="140" w:after="120"/>
-        <w:jc w:val="left"/>
+        <w:jc w:val="start"/>
         <w:rPr/>
       </w:pPr>
       <w:r>
@@ -1264,7 +1482,7 @@
         <w:pStyle w:val="TextBody"/>
         <w:bidi w:val="0"/>
         <w:spacing w:before="0" w:after="140"/>
-        <w:jc w:val="left"/>
+        <w:jc w:val="start"/>
         <w:rPr/>
       </w:pPr>
       <w:r>
@@ -1301,12 +1519,12 @@
       <w:numFmt w:val="none"/>
       <w:suff w:val="nothing"/>
       <w:lvlText w:val="%1"/>
-      <w:lvlJc w:val="left"/>
+      <w:lvlJc w:val="start"/>
       <w:pPr>
         <w:tabs>
           <w:tab w:val="num" w:pos="0"/>
         </w:tabs>
-        <w:ind w:left="0" w:hanging="0"/>
+        <w:ind w:start="0" w:hanging="0"/>
       </w:pPr>
     </w:lvl>
     <w:lvl w:ilvl="1">
@@ -1314,12 +1532,12 @@
       <w:numFmt w:val="none"/>
       <w:suff w:val="nothing"/>
       <w:lvlText w:val="%2"/>
-      <w:lvlJc w:val="left"/>
+      <w:lvlJc w:val="start"/>
       <w:pPr>
         <w:tabs>
           <w:tab w:val="num" w:pos="0"/>
         </w:tabs>
-        <w:ind w:left="0" w:hanging="0"/>
+        <w:ind w:start="0" w:hanging="0"/>
       </w:pPr>
     </w:lvl>
     <w:lvl w:ilvl="2">
@@ -1327,12 +1545,12 @@
       <w:numFmt w:val="none"/>
       <w:suff w:val="nothing"/>
       <w:lvlText w:val="%3"/>
-      <w:lvlJc w:val="left"/>
+      <w:lvlJc w:val="start"/>
       <w:pPr>
         <w:tabs>
           <w:tab w:val="num" w:pos="0"/>
         </w:tabs>
-        <w:ind w:left="0" w:hanging="0"/>
+        <w:ind w:start="0" w:hanging="0"/>
       </w:pPr>
     </w:lvl>
     <w:lvl w:ilvl="3">
@@ -1340,12 +1558,12 @@
       <w:numFmt w:val="none"/>
       <w:suff w:val="nothing"/>
       <w:lvlText w:val="%4"/>
-      <w:lvlJc w:val="left"/>
+      <w:lvlJc w:val="start"/>
       <w:pPr>
         <w:tabs>
           <w:tab w:val="num" w:pos="0"/>
         </w:tabs>
-        <w:ind w:left="0" w:hanging="0"/>
+        <w:ind w:start="0" w:hanging="0"/>
       </w:pPr>
     </w:lvl>
     <w:lvl w:ilvl="4">
@@ -1353,12 +1571,12 @@
       <w:numFmt w:val="none"/>
       <w:suff w:val="nothing"/>
       <w:lvlText w:val="%5"/>
-      <w:lvlJc w:val="left"/>
+      <w:lvlJc w:val="start"/>
       <w:pPr>
         <w:tabs>
           <w:tab w:val="num" w:pos="0"/>
         </w:tabs>
-        <w:ind w:left="0" w:hanging="0"/>
+        <w:ind w:start="0" w:hanging="0"/>
       </w:pPr>
     </w:lvl>
     <w:lvl w:ilvl="5">
@@ -1366,12 +1584,12 @@
       <w:numFmt w:val="none"/>
       <w:suff w:val="nothing"/>
       <w:lvlText w:val="%6"/>
-      <w:lvlJc w:val="left"/>
+      <w:lvlJc w:val="start"/>
       <w:pPr>
         <w:tabs>
           <w:tab w:val="num" w:pos="0"/>
         </w:tabs>
-        <w:ind w:left="0" w:hanging="0"/>
+        <w:ind w:start="0" w:hanging="0"/>
       </w:pPr>
     </w:lvl>
     <w:lvl w:ilvl="6">
@@ -1379,12 +1597,12 @@
       <w:numFmt w:val="none"/>
       <w:suff w:val="nothing"/>
       <w:lvlText w:val="%7"/>
-      <w:lvlJc w:val="left"/>
+      <w:lvlJc w:val="start"/>
       <w:pPr>
         <w:tabs>
           <w:tab w:val="num" w:pos="0"/>
         </w:tabs>
-        <w:ind w:left="0" w:hanging="0"/>
+        <w:ind w:start="0" w:hanging="0"/>
       </w:pPr>
     </w:lvl>
     <w:lvl w:ilvl="7">
@@ -1392,12 +1610,12 @@
       <w:numFmt w:val="none"/>
       <w:suff w:val="nothing"/>
       <w:lvlText w:val="%8"/>
-      <w:lvlJc w:val="left"/>
+      <w:lvlJc w:val="start"/>
       <w:pPr>
         <w:tabs>
           <w:tab w:val="num" w:pos="0"/>
         </w:tabs>
-        <w:ind w:left="0" w:hanging="0"/>
+        <w:ind w:start="0" w:hanging="0"/>
       </w:pPr>
     </w:lvl>
     <w:lvl w:ilvl="8">
@@ -1405,12 +1623,12 @@
       <w:numFmt w:val="none"/>
       <w:suff w:val="nothing"/>
       <w:lvlText w:val="%9"/>
-      <w:lvlJc w:val="left"/>
+      <w:lvlJc w:val="start"/>
       <w:pPr>
         <w:tabs>
           <w:tab w:val="num" w:pos="0"/>
         </w:tabs>
-        <w:ind w:left="0" w:hanging="0"/>
+        <w:ind w:start="0" w:hanging="0"/>
       </w:pPr>
     </w:lvl>
   </w:abstractNum>
@@ -1419,12 +1637,12 @@
       <w:start w:val="1"/>
       <w:numFmt w:val="bullet"/>
       <w:lvlText w:val=""/>
-      <w:lvlJc w:val="left"/>
+      <w:lvlJc w:val="start"/>
       <w:pPr>
         <w:tabs>
           <w:tab w:val="num" w:pos="709"/>
         </w:tabs>
-        <w:ind w:left="709" w:hanging="283"/>
+        <w:ind w:start="709" w:hanging="283"/>
       </w:pPr>
       <w:rPr>
         <w:rFonts w:ascii="Symbol" w:hAnsi="Symbol" w:cs="Symbol" w:hint="default"/>
@@ -1434,12 +1652,12 @@
       <w:start w:val="1"/>
       <w:numFmt w:val="bullet"/>
       <w:lvlText w:val=""/>
-      <w:lvlJc w:val="left"/>
+      <w:lvlJc w:val="start"/>
       <w:pPr>
         <w:tabs>
           <w:tab w:val="num" w:pos="1418"/>
         </w:tabs>
-        <w:ind w:left="1418" w:hanging="283"/>
+        <w:ind w:start="1418" w:hanging="283"/>
       </w:pPr>
       <w:rPr>
         <w:rFonts w:ascii="Symbol" w:hAnsi="Symbol" w:cs="Symbol" w:hint="default"/>
@@ -1449,12 +1667,12 @@
       <w:start w:val="1"/>
       <w:numFmt w:val="bullet"/>
       <w:lvlText w:val=""/>
-      <w:lvlJc w:val="left"/>
+      <w:lvlJc w:val="start"/>
       <w:pPr>
         <w:tabs>
           <w:tab w:val="num" w:pos="2127"/>
         </w:tabs>
-        <w:ind w:left="2127" w:hanging="283"/>
+        <w:ind w:start="2127" w:hanging="283"/>
       </w:pPr>
       <w:rPr>
         <w:rFonts w:ascii="Symbol" w:hAnsi="Symbol" w:cs="Symbol" w:hint="default"/>
@@ -1464,12 +1682,12 @@
       <w:start w:val="1"/>
       <w:numFmt w:val="bullet"/>
       <w:lvlText w:val=""/>
-      <w:lvlJc w:val="left"/>
+      <w:lvlJc w:val="start"/>
       <w:pPr>
         <w:tabs>
           <w:tab w:val="num" w:pos="2836"/>
         </w:tabs>
-        <w:ind w:left="2836" w:hanging="283"/>
+        <w:ind w:start="2836" w:hanging="283"/>
       </w:pPr>
       <w:rPr>
         <w:rFonts w:ascii="Symbol" w:hAnsi="Symbol" w:cs="Symbol" w:hint="default"/>
@@ -1479,12 +1697,12 @@
       <w:start w:val="1"/>
       <w:numFmt w:val="bullet"/>
       <w:lvlText w:val=""/>
-      <w:lvlJc w:val="left"/>
+      <w:lvlJc w:val="start"/>
       <w:pPr>
         <w:tabs>
           <w:tab w:val="num" w:pos="3545"/>
         </w:tabs>
-        <w:ind w:left="3545" w:hanging="283"/>
+        <w:ind w:start="3545" w:hanging="283"/>
       </w:pPr>
       <w:rPr>
         <w:rFonts w:ascii="Symbol" w:hAnsi="Symbol" w:cs="Symbol" w:hint="default"/>
@@ -1494,12 +1712,12 @@
       <w:start w:val="1"/>
       <w:numFmt w:val="bullet"/>
       <w:lvlText w:val=""/>
-      <w:lvlJc w:val="left"/>
+      <w:lvlJc w:val="start"/>
       <w:pPr>
         <w:tabs>
           <w:tab w:val="num" w:pos="4254"/>
         </w:tabs>
-        <w:ind w:left="4254" w:hanging="283"/>
+        <w:ind w:start="4254" w:hanging="283"/>
       </w:pPr>
       <w:rPr>
         <w:rFonts w:ascii="Symbol" w:hAnsi="Symbol" w:cs="Symbol" w:hint="default"/>
@@ -1509,12 +1727,12 @@
       <w:start w:val="1"/>
       <w:numFmt w:val="bullet"/>
       <w:lvlText w:val=""/>
-      <w:lvlJc w:val="left"/>
+      <w:lvlJc w:val="start"/>
       <w:pPr>
         <w:tabs>
           <w:tab w:val="num" w:pos="4963"/>
         </w:tabs>
-        <w:ind w:left="4963" w:hanging="283"/>
+        <w:ind w:start="4963" w:hanging="283"/>
       </w:pPr>
       <w:rPr>
         <w:rFonts w:ascii="Symbol" w:hAnsi="Symbol" w:cs="Symbol" w:hint="default"/>
@@ -1524,12 +1742,12 @@
       <w:start w:val="1"/>
       <w:numFmt w:val="bullet"/>
       <w:lvlText w:val=""/>
-      <w:lvlJc w:val="left"/>
+      <w:lvlJc w:val="start"/>
       <w:pPr>
         <w:tabs>
           <w:tab w:val="num" w:pos="5672"/>
         </w:tabs>
-        <w:ind w:left="5672" w:hanging="283"/>
+        <w:ind w:start="5672" w:hanging="283"/>
       </w:pPr>
       <w:rPr>
         <w:rFonts w:ascii="Symbol" w:hAnsi="Symbol" w:cs="Symbol" w:hint="default"/>
@@ -1539,12 +1757,12 @@
       <w:start w:val="1"/>
       <w:numFmt w:val="bullet"/>
       <w:lvlText w:val=""/>
-      <w:lvlJc w:val="left"/>
+      <w:lvlJc w:val="start"/>
       <w:pPr>
         <w:tabs>
           <w:tab w:val="num" w:pos="6381"/>
         </w:tabs>
-        <w:ind w:left="6381" w:hanging="283"/>
+        <w:ind w:start="6381" w:hanging="283"/>
       </w:pPr>
       <w:rPr>
         <w:rFonts w:ascii="Symbol" w:hAnsi="Symbol" w:cs="Symbol" w:hint="default"/>
@@ -1556,12 +1774,12 @@
       <w:start w:val="1"/>
       <w:numFmt w:val="bullet"/>
       <w:lvlText w:val=""/>
-      <w:lvlJc w:val="left"/>
+      <w:lvlJc w:val="start"/>
       <w:pPr>
         <w:tabs>
           <w:tab w:val="num" w:pos="709"/>
         </w:tabs>
-        <w:ind w:left="709" w:hanging="283"/>
+        <w:ind w:start="709" w:hanging="283"/>
       </w:pPr>
       <w:rPr>
         <w:rFonts w:ascii="Symbol" w:hAnsi="Symbol" w:cs="Symbol" w:hint="default"/>
@@ -1571,12 +1789,12 @@
       <w:start w:val="1"/>
       <w:numFmt w:val="bullet"/>
       <w:lvlText w:val=""/>
-      <w:lvlJc w:val="left"/>
+      <w:lvlJc w:val="start"/>
       <w:pPr>
         <w:tabs>
           <w:tab w:val="num" w:pos="1418"/>
         </w:tabs>
-        <w:ind w:left="1418" w:hanging="283"/>
+        <w:ind w:start="1418" w:hanging="283"/>
       </w:pPr>
       <w:rPr>
         <w:rFonts w:ascii="Symbol" w:hAnsi="Symbol" w:cs="Symbol" w:hint="default"/>
@@ -1586,12 +1804,12 @@
       <w:start w:val="1"/>
       <w:numFmt w:val="bullet"/>
       <w:lvlText w:val=""/>
-      <w:lvlJc w:val="left"/>
+      <w:lvlJc w:val="start"/>
       <w:pPr>
         <w:tabs>
           <w:tab w:val="num" w:pos="2127"/>
         </w:tabs>
-        <w:ind w:left="2127" w:hanging="283"/>
+        <w:ind w:start="2127" w:hanging="283"/>
       </w:pPr>
       <w:rPr>
         <w:rFonts w:ascii="Symbol" w:hAnsi="Symbol" w:cs="Symbol" w:hint="default"/>
@@ -1601,12 +1819,12 @@
       <w:start w:val="1"/>
       <w:numFmt w:val="bullet"/>
       <w:lvlText w:val=""/>
-      <w:lvlJc w:val="left"/>
+      <w:lvlJc w:val="start"/>
       <w:pPr>
         <w:tabs>
           <w:tab w:val="num" w:pos="2836"/>
         </w:tabs>
-        <w:ind w:left="2836" w:hanging="283"/>
+        <w:ind w:start="2836" w:hanging="283"/>
       </w:pPr>
       <w:rPr>
         <w:rFonts w:ascii="Symbol" w:hAnsi="Symbol" w:cs="Symbol" w:hint="default"/>
@@ -1616,12 +1834,12 @@
       <w:start w:val="1"/>
       <w:numFmt w:val="bullet"/>
       <w:lvlText w:val=""/>
-      <w:lvlJc w:val="left"/>
+      <w:lvlJc w:val="start"/>
       <w:pPr>
         <w:tabs>
           <w:tab w:val="num" w:pos="3545"/>
         </w:tabs>
-        <w:ind w:left="3545" w:hanging="283"/>
+        <w:ind w:start="3545" w:hanging="283"/>
       </w:pPr>
       <w:rPr>
         <w:rFonts w:ascii="Symbol" w:hAnsi="Symbol" w:cs="Symbol" w:hint="default"/>
@@ -1631,12 +1849,12 @@
       <w:start w:val="1"/>
       <w:numFmt w:val="bullet"/>
       <w:lvlText w:val=""/>
-      <w:lvlJc w:val="left"/>
+      <w:lvlJc w:val="start"/>
       <w:pPr>
         <w:tabs>
           <w:tab w:val="num" w:pos="4254"/>
         </w:tabs>
-        <w:ind w:left="4254" w:hanging="283"/>
+        <w:ind w:start="4254" w:hanging="283"/>
       </w:pPr>
       <w:rPr>
         <w:rFonts w:ascii="Symbol" w:hAnsi="Symbol" w:cs="Symbol" w:hint="default"/>
@@ -1646,12 +1864,12 @@
       <w:start w:val="1"/>
       <w:numFmt w:val="bullet"/>
       <w:lvlText w:val=""/>
-      <w:lvlJc w:val="left"/>
+      <w:lvlJc w:val="start"/>
       <w:pPr>
         <w:tabs>
           <w:tab w:val="num" w:pos="4963"/>
         </w:tabs>
-        <w:ind w:left="4963" w:hanging="283"/>
+        <w:ind w:start="4963" w:hanging="283"/>
       </w:pPr>
       <w:rPr>
         <w:rFonts w:ascii="Symbol" w:hAnsi="Symbol" w:cs="Symbol" w:hint="default"/>
@@ -1661,12 +1879,12 @@
       <w:start w:val="1"/>
       <w:numFmt w:val="bullet"/>
       <w:lvlText w:val=""/>
-      <w:lvlJc w:val="left"/>
+      <w:lvlJc w:val="start"/>
       <w:pPr>
         <w:tabs>
           <w:tab w:val="num" w:pos="5672"/>
         </w:tabs>
-        <w:ind w:left="5672" w:hanging="283"/>
+        <w:ind w:start="5672" w:hanging="283"/>
       </w:pPr>
       <w:rPr>
         <w:rFonts w:ascii="Symbol" w:hAnsi="Symbol" w:cs="Symbol" w:hint="default"/>
@@ -1676,12 +1894,12 @@
       <w:start w:val="1"/>
       <w:numFmt w:val="bullet"/>
       <w:lvlText w:val=""/>
-      <w:lvlJc w:val="left"/>
+      <w:lvlJc w:val="start"/>
       <w:pPr>
         <w:tabs>
           <w:tab w:val="num" w:pos="6381"/>
         </w:tabs>
-        <w:ind w:left="6381" w:hanging="283"/>
+        <w:ind w:start="6381" w:hanging="283"/>
       </w:pPr>
       <w:rPr>
         <w:rFonts w:ascii="Symbol" w:hAnsi="Symbol" w:cs="Symbol" w:hint="default"/>
@@ -1693,12 +1911,12 @@
       <w:start w:val="1"/>
       <w:numFmt w:val="bullet"/>
       <w:lvlText w:val=""/>
-      <w:lvlJc w:val="left"/>
+      <w:lvlJc w:val="start"/>
       <w:pPr>
         <w:tabs>
           <w:tab w:val="num" w:pos="709"/>
         </w:tabs>
-        <w:ind w:left="709" w:hanging="283"/>
+        <w:ind w:start="709" w:hanging="283"/>
       </w:pPr>
       <w:rPr>
         <w:rFonts w:ascii="Symbol" w:hAnsi="Symbol" w:cs="Symbol" w:hint="default"/>
@@ -1708,12 +1926,12 @@
       <w:start w:val="1"/>
       <w:numFmt w:val="bullet"/>
       <w:lvlText w:val=""/>
-      <w:lvlJc w:val="left"/>
+      <w:lvlJc w:val="start"/>
       <w:pPr>
         <w:tabs>
           <w:tab w:val="num" w:pos="1418"/>
         </w:tabs>
-        <w:ind w:left="1418" w:hanging="283"/>
+        <w:ind w:start="1418" w:hanging="283"/>
       </w:pPr>
       <w:rPr>
         <w:rFonts w:ascii="Symbol" w:hAnsi="Symbol" w:cs="Symbol" w:hint="default"/>
@@ -1723,12 +1941,12 @@
       <w:start w:val="1"/>
       <w:numFmt w:val="bullet"/>
       <w:lvlText w:val=""/>
-      <w:lvlJc w:val="left"/>
+      <w:lvlJc w:val="start"/>
       <w:pPr>
         <w:tabs>
           <w:tab w:val="num" w:pos="2127"/>
         </w:tabs>
-        <w:ind w:left="2127" w:hanging="283"/>
+        <w:ind w:start="2127" w:hanging="283"/>
       </w:pPr>
       <w:rPr>
         <w:rFonts w:ascii="Symbol" w:hAnsi="Symbol" w:cs="Symbol" w:hint="default"/>
@@ -1738,12 +1956,12 @@
       <w:start w:val="1"/>
       <w:numFmt w:val="bullet"/>
       <w:lvlText w:val=""/>
-      <w:lvlJc w:val="left"/>
+      <w:lvlJc w:val="start"/>
       <w:pPr>
         <w:tabs>
           <w:tab w:val="num" w:pos="2836"/>
         </w:tabs>
-        <w:ind w:left="2836" w:hanging="283"/>
+        <w:ind w:start="2836" w:hanging="283"/>
       </w:pPr>
       <w:rPr>
         <w:rFonts w:ascii="Symbol" w:hAnsi="Symbol" w:cs="Symbol" w:hint="default"/>
@@ -1753,12 +1971,12 @@
       <w:start w:val="1"/>
       <w:numFmt w:val="bullet"/>
       <w:lvlText w:val=""/>
-      <w:lvlJc w:val="left"/>
+      <w:lvlJc w:val="start"/>
       <w:pPr>
         <w:tabs>
           <w:tab w:val="num" w:pos="3545"/>
         </w:tabs>
-        <w:ind w:left="3545" w:hanging="283"/>
+        <w:ind w:start="3545" w:hanging="283"/>
       </w:pPr>
       <w:rPr>
         <w:rFonts w:ascii="Symbol" w:hAnsi="Symbol" w:cs="Symbol" w:hint="default"/>
@@ -1768,12 +1986,12 @@
       <w:start w:val="1"/>
       <w:numFmt w:val="bullet"/>
       <w:lvlText w:val=""/>
-      <w:lvlJc w:val="left"/>
+      <w:lvlJc w:val="start"/>
       <w:pPr>
         <w:tabs>
           <w:tab w:val="num" w:pos="4254"/>
         </w:tabs>
-        <w:ind w:left="4254" w:hanging="283"/>
+        <w:ind w:start="4254" w:hanging="283"/>
       </w:pPr>
       <w:rPr>
         <w:rFonts w:ascii="Symbol" w:hAnsi="Symbol" w:cs="Symbol" w:hint="default"/>
@@ -1783,12 +2001,12 @@
       <w:start w:val="1"/>
       <w:numFmt w:val="bullet"/>
       <w:lvlText w:val=""/>
-      <w:lvlJc w:val="left"/>
+      <w:lvlJc w:val="start"/>
       <w:pPr>
         <w:tabs>
           <w:tab w:val="num" w:pos="4963"/>
         </w:tabs>
-        <w:ind w:left="4963" w:hanging="283"/>
+        <w:ind w:start="4963" w:hanging="283"/>
       </w:pPr>
       <w:rPr>
         <w:rFonts w:ascii="Symbol" w:hAnsi="Symbol" w:cs="Symbol" w:hint="default"/>
@@ -1798,12 +2016,12 @@
       <w:start w:val="1"/>
       <w:numFmt w:val="bullet"/>
       <w:lvlText w:val=""/>
-      <w:lvlJc w:val="left"/>
+      <w:lvlJc w:val="start"/>
       <w:pPr>
         <w:tabs>
           <w:tab w:val="num" w:pos="5672"/>
         </w:tabs>
-        <w:ind w:left="5672" w:hanging="283"/>
+        <w:ind w:start="5672" w:hanging="283"/>
       </w:pPr>
       <w:rPr>
         <w:rFonts w:ascii="Symbol" w:hAnsi="Symbol" w:cs="Symbol" w:hint="default"/>
@@ -1813,12 +2031,12 @@
       <w:start w:val="1"/>
       <w:numFmt w:val="bullet"/>
       <w:lvlText w:val=""/>
-      <w:lvlJc w:val="left"/>
+      <w:lvlJc w:val="start"/>
       <w:pPr>
         <w:tabs>
           <w:tab w:val="num" w:pos="6381"/>
         </w:tabs>
-        <w:ind w:left="6381" w:hanging="283"/>
+        <w:ind w:start="6381" w:hanging="283"/>
       </w:pPr>
       <w:rPr>
         <w:rFonts w:ascii="Symbol" w:hAnsi="Symbol" w:cs="Symbol" w:hint="default"/>
@@ -1830,12 +2048,12 @@
       <w:start w:val="1"/>
       <w:numFmt w:val="bullet"/>
       <w:lvlText w:val=""/>
-      <w:lvlJc w:val="left"/>
+      <w:lvlJc w:val="start"/>
       <w:pPr>
         <w:tabs>
           <w:tab w:val="num" w:pos="709"/>
         </w:tabs>
-        <w:ind w:left="709" w:hanging="283"/>
+        <w:ind w:start="709" w:hanging="283"/>
       </w:pPr>
       <w:rPr>
         <w:rFonts w:ascii="Symbol" w:hAnsi="Symbol" w:cs="Symbol" w:hint="default"/>
@@ -1845,12 +2063,12 @@
       <w:start w:val="1"/>
       <w:numFmt w:val="bullet"/>
       <w:lvlText w:val=""/>
-      <w:lvlJc w:val="left"/>
+      <w:lvlJc w:val="start"/>
       <w:pPr>
         <w:tabs>
           <w:tab w:val="num" w:pos="1418"/>
         </w:tabs>
-        <w:ind w:left="1418" w:hanging="283"/>
+        <w:ind w:start="1418" w:hanging="283"/>
       </w:pPr>
       <w:rPr>
         <w:rFonts w:ascii="Symbol" w:hAnsi="Symbol" w:cs="Symbol" w:hint="default"/>
@@ -1860,12 +2078,12 @@
       <w:start w:val="1"/>
       <w:numFmt w:val="bullet"/>
       <w:lvlText w:val=""/>
-      <w:lvlJc w:val="left"/>
+      <w:lvlJc w:val="start"/>
       <w:pPr>
         <w:tabs>
           <w:tab w:val="num" w:pos="2127"/>
         </w:tabs>
-        <w:ind w:left="2127" w:hanging="283"/>
+        <w:ind w:start="2127" w:hanging="283"/>
       </w:pPr>
       <w:rPr>
         <w:rFonts w:ascii="Symbol" w:hAnsi="Symbol" w:cs="Symbol" w:hint="default"/>
@@ -1875,12 +2093,12 @@
       <w:start w:val="1"/>
       <w:numFmt w:val="bullet"/>
       <w:lvlText w:val=""/>
-      <w:lvlJc w:val="left"/>
+      <w:lvlJc w:val="start"/>
       <w:pPr>
         <w:tabs>
           <w:tab w:val="num" w:pos="2836"/>
         </w:tabs>
-        <w:ind w:left="2836" w:hanging="283"/>
+        <w:ind w:start="2836" w:hanging="283"/>
       </w:pPr>
       <w:rPr>
         <w:rFonts w:ascii="Symbol" w:hAnsi="Symbol" w:cs="Symbol" w:hint="default"/>
@@ -1890,12 +2108,12 @@
       <w:start w:val="1"/>
       <w:numFmt w:val="bullet"/>
       <w:lvlText w:val=""/>
-      <w:lvlJc w:val="left"/>
+      <w:lvlJc w:val="start"/>
       <w:pPr>
         <w:tabs>
           <w:tab w:val="num" w:pos="3545"/>
         </w:tabs>
-        <w:ind w:left="3545" w:hanging="283"/>
+        <w:ind w:start="3545" w:hanging="283"/>
       </w:pPr>
       <w:rPr>
         <w:rFonts w:ascii="Symbol" w:hAnsi="Symbol" w:cs="Symbol" w:hint="default"/>
@@ -1905,12 +2123,12 @@
       <w:start w:val="1"/>
       <w:numFmt w:val="bullet"/>
       <w:lvlText w:val=""/>
-      <w:lvlJc w:val="left"/>
+      <w:lvlJc w:val="start"/>
       <w:pPr>
         <w:tabs>
           <w:tab w:val="num" w:pos="4254"/>
         </w:tabs>
-        <w:ind w:left="4254" w:hanging="283"/>
+        <w:ind w:start="4254" w:hanging="283"/>
       </w:pPr>
       <w:rPr>
         <w:rFonts w:ascii="Symbol" w:hAnsi="Symbol" w:cs="Symbol" w:hint="default"/>
@@ -1920,12 +2138,12 @@
       <w:start w:val="1"/>
       <w:numFmt w:val="bullet"/>
       <w:lvlText w:val=""/>
-      <w:lvlJc w:val="left"/>
+      <w:lvlJc w:val="start"/>
       <w:pPr>
         <w:tabs>
           <w:tab w:val="num" w:pos="4963"/>
         </w:tabs>
-        <w:ind w:left="4963" w:hanging="283"/>
+        <w:ind w:start="4963" w:hanging="283"/>
       </w:pPr>
       <w:rPr>
         <w:rFonts w:ascii="Symbol" w:hAnsi="Symbol" w:cs="Symbol" w:hint="default"/>
@@ -1935,12 +2153,12 @@
       <w:start w:val="1"/>
       <w:numFmt w:val="bullet"/>
       <w:lvlText w:val=""/>
-      <w:lvlJc w:val="left"/>
+      <w:lvlJc w:val="start"/>
       <w:pPr>
         <w:tabs>
           <w:tab w:val="num" w:pos="5672"/>
         </w:tabs>
-        <w:ind w:left="5672" w:hanging="283"/>
+        <w:ind w:start="5672" w:hanging="283"/>
       </w:pPr>
       <w:rPr>
         <w:rFonts w:ascii="Symbol" w:hAnsi="Symbol" w:cs="Symbol" w:hint="default"/>
@@ -1950,12 +2168,12 @@
       <w:start w:val="1"/>
       <w:numFmt w:val="bullet"/>
       <w:lvlText w:val=""/>
-      <w:lvlJc w:val="left"/>
+      <w:lvlJc w:val="start"/>
       <w:pPr>
         <w:tabs>
           <w:tab w:val="num" w:pos="6381"/>
         </w:tabs>
-        <w:ind w:left="6381" w:hanging="283"/>
+        <w:ind w:start="6381" w:hanging="283"/>
       </w:pPr>
       <w:rPr>
         <w:rFonts w:ascii="Symbol" w:hAnsi="Symbol" w:cs="Symbol" w:hint="default"/>
@@ -1967,12 +2185,12 @@
       <w:start w:val="1"/>
       <w:numFmt w:val="bullet"/>
       <w:lvlText w:val=""/>
-      <w:lvlJc w:val="left"/>
+      <w:lvlJc w:val="start"/>
       <w:pPr>
         <w:tabs>
           <w:tab w:val="num" w:pos="709"/>
         </w:tabs>
-        <w:ind w:left="709" w:hanging="283"/>
+        <w:ind w:start="709" w:hanging="283"/>
       </w:pPr>
       <w:rPr>
         <w:rFonts w:ascii="Symbol" w:hAnsi="Symbol" w:cs="Symbol" w:hint="default"/>
@@ -1982,12 +2200,12 @@
       <w:start w:val="1"/>
       <w:numFmt w:val="bullet"/>
       <w:lvlText w:val=""/>
-      <w:lvlJc w:val="left"/>
+      <w:lvlJc w:val="start"/>
       <w:pPr>
         <w:tabs>
           <w:tab w:val="num" w:pos="1418"/>
         </w:tabs>
-        <w:ind w:left="1418" w:hanging="283"/>
+        <w:ind w:start="1418" w:hanging="283"/>
       </w:pPr>
       <w:rPr>
         <w:rFonts w:ascii="Symbol" w:hAnsi="Symbol" w:cs="Symbol" w:hint="default"/>
@@ -1997,12 +2215,12 @@
       <w:start w:val="1"/>
       <w:numFmt w:val="bullet"/>
       <w:lvlText w:val=""/>
-      <w:lvlJc w:val="left"/>
+      <w:lvlJc w:val="start"/>
       <w:pPr>
         <w:tabs>
           <w:tab w:val="num" w:pos="2127"/>
         </w:tabs>
-        <w:ind w:left="2127" w:hanging="283"/>
+        <w:ind w:start="2127" w:hanging="283"/>
       </w:pPr>
       <w:rPr>
         <w:rFonts w:ascii="Symbol" w:hAnsi="Symbol" w:cs="Symbol" w:hint="default"/>
@@ -2012,12 +2230,12 @@
       <w:start w:val="1"/>
       <w:numFmt w:val="bullet"/>
       <w:lvlText w:val=""/>
-      <w:lvlJc w:val="left"/>
+      <w:lvlJc w:val="start"/>
       <w:pPr>
         <w:tabs>
           <w:tab w:val="num" w:pos="2836"/>
         </w:tabs>
-        <w:ind w:left="2836" w:hanging="283"/>
+        <w:ind w:start="2836" w:hanging="283"/>
       </w:pPr>
       <w:rPr>
         <w:rFonts w:ascii="Symbol" w:hAnsi="Symbol" w:cs="Symbol" w:hint="default"/>
@@ -2027,12 +2245,12 @@
       <w:start w:val="1"/>
       <w:numFmt w:val="bullet"/>
       <w:lvlText w:val=""/>
-      <w:lvlJc w:val="left"/>
+      <w:lvlJc w:val="start"/>
       <w:pPr>
         <w:tabs>
           <w:tab w:val="num" w:pos="3545"/>
         </w:tabs>
-        <w:ind w:left="3545" w:hanging="283"/>
+        <w:ind w:start="3545" w:hanging="283"/>
       </w:pPr>
       <w:rPr>
         <w:rFonts w:ascii="Symbol" w:hAnsi="Symbol" w:cs="Symbol" w:hint="default"/>
@@ -2042,12 +2260,12 @@
       <w:start w:val="1"/>
       <w:numFmt w:val="bullet"/>
       <w:lvlText w:val=""/>
-      <w:lvlJc w:val="left"/>
+      <w:lvlJc w:val="start"/>
       <w:pPr>
         <w:tabs>
           <w:tab w:val="num" w:pos="4254"/>
         </w:tabs>
-        <w:ind w:left="4254" w:hanging="283"/>
+        <w:ind w:start="4254" w:hanging="283"/>
       </w:pPr>
       <w:rPr>
         <w:rFonts w:ascii="Symbol" w:hAnsi="Symbol" w:cs="Symbol" w:hint="default"/>
@@ -2057,12 +2275,12 @@
       <w:start w:val="1"/>
       <w:numFmt w:val="bullet"/>
       <w:lvlText w:val=""/>
-      <w:lvlJc w:val="left"/>
+      <w:lvlJc w:val="start"/>
       <w:pPr>
         <w:tabs>
           <w:tab w:val="num" w:pos="4963"/>
         </w:tabs>
-        <w:ind w:left="4963" w:hanging="283"/>
+        <w:ind w:start="4963" w:hanging="283"/>
       </w:pPr>
       <w:rPr>
         <w:rFonts w:ascii="Symbol" w:hAnsi="Symbol" w:cs="Symbol" w:hint="default"/>
@@ -2072,12 +2290,12 @@
       <w:start w:val="1"/>
       <w:numFmt w:val="bullet"/>
       <w:lvlText w:val=""/>
-      <w:lvlJc w:val="left"/>
+      <w:lvlJc w:val="start"/>
       <w:pPr>
         <w:tabs>
           <w:tab w:val="num" w:pos="5672"/>
         </w:tabs>
-        <w:ind w:left="5672" w:hanging="283"/>
+        <w:ind w:start="5672" w:hanging="283"/>
       </w:pPr>
       <w:rPr>
         <w:rFonts w:ascii="Symbol" w:hAnsi="Symbol" w:cs="Symbol" w:hint="default"/>
@@ -2087,12 +2305,12 @@
       <w:start w:val="1"/>
       <w:numFmt w:val="bullet"/>
       <w:lvlText w:val=""/>
-      <w:lvlJc w:val="left"/>
+      <w:lvlJc w:val="start"/>
       <w:pPr>
         <w:tabs>
           <w:tab w:val="num" w:pos="6381"/>
         </w:tabs>
-        <w:ind w:left="6381" w:hanging="283"/>
+        <w:ind w:start="6381" w:hanging="283"/>
       </w:pPr>
       <w:rPr>
         <w:rFonts w:ascii="Symbol" w:hAnsi="Symbol" w:cs="Symbol" w:hint="default"/>
@@ -2104,12 +2322,12 @@
       <w:start w:val="1"/>
       <w:numFmt w:val="bullet"/>
       <w:lvlText w:val=""/>
-      <w:lvlJc w:val="left"/>
+      <w:lvlJc w:val="start"/>
       <w:pPr>
         <w:tabs>
           <w:tab w:val="num" w:pos="709"/>
         </w:tabs>
-        <w:ind w:left="709" w:hanging="283"/>
+        <w:ind w:start="709" w:hanging="283"/>
       </w:pPr>
       <w:rPr>
         <w:rFonts w:ascii="Symbol" w:hAnsi="Symbol" w:cs="Symbol" w:hint="default"/>
@@ -2119,12 +2337,12 @@
       <w:start w:val="1"/>
       <w:numFmt w:val="bullet"/>
       <w:lvlText w:val=""/>
-      <w:lvlJc w:val="left"/>
+      <w:lvlJc w:val="start"/>
       <w:pPr>
         <w:tabs>
           <w:tab w:val="num" w:pos="1418"/>
         </w:tabs>
-        <w:ind w:left="1418" w:hanging="283"/>
+        <w:ind w:start="1418" w:hanging="283"/>
       </w:pPr>
       <w:rPr>
         <w:rFonts w:ascii="Symbol" w:hAnsi="Symbol" w:cs="Symbol" w:hint="default"/>
@@ -2134,12 +2352,12 @@
       <w:start w:val="1"/>
       <w:numFmt w:val="bullet"/>
       <w:lvlText w:val=""/>
-      <w:lvlJc w:val="left"/>
+      <w:lvlJc w:val="start"/>
       <w:pPr>
         <w:tabs>
           <w:tab w:val="num" w:pos="2127"/>
         </w:tabs>
-        <w:ind w:left="2127" w:hanging="283"/>
+        <w:ind w:start="2127" w:hanging="283"/>
       </w:pPr>
       <w:rPr>
         <w:rFonts w:ascii="Symbol" w:hAnsi="Symbol" w:cs="Symbol" w:hint="default"/>
@@ -2149,12 +2367,12 @@
       <w:start w:val="1"/>
       <w:numFmt w:val="bullet"/>
       <w:lvlText w:val=""/>
-      <w:lvlJc w:val="left"/>
+      <w:lvlJc w:val="start"/>
       <w:pPr>
         <w:tabs>
           <w:tab w:val="num" w:pos="2836"/>
         </w:tabs>
-        <w:ind w:left="2836" w:hanging="283"/>
+        <w:ind w:start="2836" w:hanging="283"/>
       </w:pPr>
       <w:rPr>
         <w:rFonts w:ascii="Symbol" w:hAnsi="Symbol" w:cs="Symbol" w:hint="default"/>
@@ -2164,12 +2382,12 @@
       <w:start w:val="1"/>
       <w:numFmt w:val="bullet"/>
       <w:lvlText w:val=""/>
-      <w:lvlJc w:val="left"/>
+      <w:lvlJc w:val="start"/>
       <w:pPr>
         <w:tabs>
           <w:tab w:val="num" w:pos="3545"/>
         </w:tabs>
-        <w:ind w:left="3545" w:hanging="283"/>
+        <w:ind w:start="3545" w:hanging="283"/>
       </w:pPr>
       <w:rPr>
         <w:rFonts w:ascii="Symbol" w:hAnsi="Symbol" w:cs="Symbol" w:hint="default"/>
@@ -2179,12 +2397,12 @@
       <w:start w:val="1"/>
       <w:numFmt w:val="bullet"/>
       <w:lvlText w:val=""/>
-      <w:lvlJc w:val="left"/>
+      <w:lvlJc w:val="start"/>
       <w:pPr>
         <w:tabs>
           <w:tab w:val="num" w:pos="4254"/>
         </w:tabs>
-        <w:ind w:left="4254" w:hanging="283"/>
+        <w:ind w:start="4254" w:hanging="283"/>
       </w:pPr>
       <w:rPr>
         <w:rFonts w:ascii="Symbol" w:hAnsi="Symbol" w:cs="Symbol" w:hint="default"/>
@@ -2194,12 +2412,12 @@
       <w:start w:val="1"/>
       <w:numFmt w:val="bullet"/>
       <w:lvlText w:val=""/>
-      <w:lvlJc w:val="left"/>
+      <w:lvlJc w:val="start"/>
       <w:pPr>
         <w:tabs>
           <w:tab w:val="num" w:pos="4963"/>
         </w:tabs>
-        <w:ind w:left="4963" w:hanging="283"/>
+        <w:ind w:start="4963" w:hanging="283"/>
       </w:pPr>
       <w:rPr>
         <w:rFonts w:ascii="Symbol" w:hAnsi="Symbol" w:cs="Symbol" w:hint="default"/>
@@ -2209,12 +2427,12 @@
       <w:start w:val="1"/>
       <w:numFmt w:val="bullet"/>
       <w:lvlText w:val=""/>
-      <w:lvlJc w:val="left"/>
+      <w:lvlJc w:val="start"/>
       <w:pPr>
         <w:tabs>
           <w:tab w:val="num" w:pos="5672"/>
         </w:tabs>
-        <w:ind w:left="5672" w:hanging="283"/>
+        <w:ind w:start="5672" w:hanging="283"/>
       </w:pPr>
       <w:rPr>
         <w:rFonts w:ascii="Symbol" w:hAnsi="Symbol" w:cs="Symbol" w:hint="default"/>
@@ -2224,12 +2442,12 @@
       <w:start w:val="1"/>
       <w:numFmt w:val="bullet"/>
       <w:lvlText w:val=""/>
-      <w:lvlJc w:val="left"/>
+      <w:lvlJc w:val="start"/>
       <w:pPr>
         <w:tabs>
           <w:tab w:val="num" w:pos="6381"/>
         </w:tabs>
-        <w:ind w:left="6381" w:hanging="283"/>
+        <w:ind w:start="6381" w:hanging="283"/>
       </w:pPr>
       <w:rPr>
         <w:rFonts w:ascii="Symbol" w:hAnsi="Symbol" w:cs="Symbol" w:hint="default"/>
@@ -2241,12 +2459,12 @@
       <w:start w:val="1"/>
       <w:numFmt w:val="bullet"/>
       <w:lvlText w:val=""/>
-      <w:lvlJc w:val="left"/>
+      <w:lvlJc w:val="start"/>
       <w:pPr>
         <w:tabs>
           <w:tab w:val="num" w:pos="709"/>
         </w:tabs>
-        <w:ind w:left="709" w:hanging="283"/>
+        <w:ind w:start="709" w:hanging="283"/>
       </w:pPr>
       <w:rPr>
         <w:rFonts w:ascii="Symbol" w:hAnsi="Symbol" w:cs="Symbol" w:hint="default"/>
@@ -2256,12 +2474,12 @@
       <w:start w:val="1"/>
       <w:numFmt w:val="bullet"/>
       <w:lvlText w:val=""/>
-      <w:lvlJc w:val="left"/>
+      <w:lvlJc w:val="start"/>
       <w:pPr>
         <w:tabs>
           <w:tab w:val="num" w:pos="1418"/>
         </w:tabs>
-        <w:ind w:left="1418" w:hanging="283"/>
+        <w:ind w:start="1418" w:hanging="283"/>
       </w:pPr>
       <w:rPr>
         <w:rFonts w:ascii="Symbol" w:hAnsi="Symbol" w:cs="Symbol" w:hint="default"/>
@@ -2271,12 +2489,12 @@
       <w:start w:val="1"/>
       <w:numFmt w:val="bullet"/>
       <w:lvlText w:val=""/>
-      <w:lvlJc w:val="left"/>
+      <w:lvlJc w:val="start"/>
       <w:pPr>
         <w:tabs>
           <w:tab w:val="num" w:pos="2127"/>
         </w:tabs>
-        <w:ind w:left="2127" w:hanging="283"/>
+        <w:ind w:start="2127" w:hanging="283"/>
       </w:pPr>
       <w:rPr>
         <w:rFonts w:ascii="Symbol" w:hAnsi="Symbol" w:cs="Symbol" w:hint="default"/>
@@ -2286,12 +2504,12 @@
       <w:start w:val="1"/>
       <w:numFmt w:val="bullet"/>
       <w:lvlText w:val=""/>
-      <w:lvlJc w:val="left"/>
+      <w:lvlJc w:val="start"/>
       <w:pPr>
         <w:tabs>
           <w:tab w:val="num" w:pos="2836"/>
         </w:tabs>
-        <w:ind w:left="2836" w:hanging="283"/>
+        <w:ind w:start="2836" w:hanging="283"/>
       </w:pPr>
       <w:rPr>
         <w:rFonts w:ascii="Symbol" w:hAnsi="Symbol" w:cs="Symbol" w:hint="default"/>
@@ -2301,12 +2519,12 @@
       <w:start w:val="1"/>
       <w:numFmt w:val="bullet"/>
       <w:lvlText w:val=""/>
-      <w:lvlJc w:val="left"/>
+      <w:lvlJc w:val="start"/>
       <w:pPr>
         <w:tabs>
           <w:tab w:val="num" w:pos="3545"/>
         </w:tabs>
-        <w:ind w:left="3545" w:hanging="283"/>
+        <w:ind w:start="3545" w:hanging="283"/>
       </w:pPr>
       <w:rPr>
         <w:rFonts w:ascii="Symbol" w:hAnsi="Symbol" w:cs="Symbol" w:hint="default"/>
@@ -2316,12 +2534,12 @@
       <w:start w:val="1"/>
       <w:numFmt w:val="bullet"/>
       <w:lvlText w:val=""/>
-      <w:lvlJc w:val="left"/>
+      <w:lvlJc w:val="start"/>
       <w:pPr>
         <w:tabs>
           <w:tab w:val="num" w:pos="4254"/>
         </w:tabs>
-        <w:ind w:left="4254" w:hanging="283"/>
+        <w:ind w:start="4254" w:hanging="283"/>
       </w:pPr>
       <w:rPr>
         <w:rFonts w:ascii="Symbol" w:hAnsi="Symbol" w:cs="Symbol" w:hint="default"/>
@@ -2331,12 +2549,12 @@
       <w:start w:val="1"/>
       <w:numFmt w:val="bullet"/>
       <w:lvlText w:val=""/>
-      <w:lvlJc w:val="left"/>
+      <w:lvlJc w:val="start"/>
       <w:pPr>
         <w:tabs>
           <w:tab w:val="num" w:pos="4963"/>
         </w:tabs>
-        <w:ind w:left="4963" w:hanging="283"/>
+        <w:ind w:start="4963" w:hanging="283"/>
       </w:pPr>
       <w:rPr>
         <w:rFonts w:ascii="Symbol" w:hAnsi="Symbol" w:cs="Symbol" w:hint="default"/>
@@ -2346,12 +2564,12 @@
       <w:start w:val="1"/>
       <w:numFmt w:val="bullet"/>
       <w:lvlText w:val=""/>
-      <w:lvlJc w:val="left"/>
+      <w:lvlJc w:val="start"/>
       <w:pPr>
         <w:tabs>
           <w:tab w:val="num" w:pos="5672"/>
         </w:tabs>
-        <w:ind w:left="5672" w:hanging="283"/>
+        <w:ind w:start="5672" w:hanging="283"/>
       </w:pPr>
       <w:rPr>
         <w:rFonts w:ascii="Symbol" w:hAnsi="Symbol" w:cs="Symbol" w:hint="default"/>
@@ -2361,12 +2579,12 @@
       <w:start w:val="1"/>
       <w:numFmt w:val="bullet"/>
       <w:lvlText w:val=""/>
-      <w:lvlJc w:val="left"/>
+      <w:lvlJc w:val="start"/>
       <w:pPr>
         <w:tabs>
           <w:tab w:val="num" w:pos="6381"/>
         </w:tabs>
-        <w:ind w:left="6381" w:hanging="283"/>
+        <w:ind w:start="6381" w:hanging="283"/>
       </w:pPr>
       <w:rPr>
         <w:rFonts w:ascii="Symbol" w:hAnsi="Symbol" w:cs="Symbol" w:hint="default"/>
@@ -2479,6 +2697,14 @@
     <w:qFormat/>
     <w:rPr>
       <w:rFonts w:ascii="OpenSymbol" w:hAnsi="OpenSymbol" w:eastAsia="OpenSymbol" w:cs="OpenSymbol"/>
+    </w:rPr>
+  </w:style>
+  <w:style w:type="character" w:styleId="Emphasis">
+    <w:name w:val="Emphasis"/>
+    <w:qFormat/>
+    <w:rPr>
+      <w:i/>
+      <w:iCs/>
     </w:rPr>
   </w:style>
   <w:style w:type="paragraph" w:styleId="Heading">

--- a/docs/CV - Nikolaos Margaris - 2025.docx
+++ b/docs/CV - Nikolaos Margaris - 2025.docx
@@ -591,7 +591,19 @@
         <w:rPr>
           <w:rStyle w:val="StrongEmphasis"/>
         </w:rPr>
-        <w:t>(Mar 2025)</w:t>
+        <w:t>(</w:t>
+      </w:r>
+      <w:r>
+        <w:rPr>
+          <w:rStyle w:val="StrongEmphasis"/>
+        </w:rPr>
+        <w:t>Jul</w:t>
+      </w:r>
+      <w:r>
+        <w:rPr>
+          <w:rStyle w:val="StrongEmphasis"/>
+        </w:rPr>
+        <w:t xml:space="preserve"> 2025)</w:t>
       </w:r>
       <w:r>
         <w:rPr/>
